--- a/06-学生侧材料/讲义/2026-06-23-水中的几种平衡.docx
+++ b/06-学生侧材料/讲义/2026-06-23-水中的几种平衡.docx
@@ -2,7 +2,7 @@
 <file path=word/document.xml><?xml version="1.0" encoding="utf-8"?>
 <w:document xmlns:w="http://schemas.openxmlformats.org/wordprocessingml/2006/main" xmlns:m="http://schemas.openxmlformats.org/officeDocument/2006/math" xmlns:r="http://schemas.openxmlformats.org/officeDocument/2006/relationships" xmlns:o="urn:schemas-microsoft-com:office:office" xmlns:v="urn:schemas-microsoft-com:vml" xmlns:w10="urn:schemas-microsoft-com:office:word" xmlns:a="http://schemas.openxmlformats.org/drawingml/2006/main" xmlns:pic="http://schemas.openxmlformats.org/drawingml/2006/picture" xmlns:wp="http://schemas.openxmlformats.org/drawingml/2006/wordprocessingDrawing">
   <w:body>
-    <w:bookmarkStart w:id="57" w:name="第七讲水中的几种平衡"/>
+    <w:bookmarkStart w:id="66" w:name="第七讲水中的几种平衡"/>
     <w:p>
       <w:pPr>
         <w:pStyle w:val="Heading1"/>
@@ -496,7 +496,7 @@
           <w:p>
             <w:pPr>
               <w:pStyle w:val="Compact"/>
-              <w:jc w:val="left"/>
+              <w:jc w:val="center"/>
             </w:pPr>
             <w:r>
               <w:rPr>
@@ -512,7 +512,7 @@
           <w:p>
             <w:pPr>
               <w:pStyle w:val="Compact"/>
-              <w:jc w:val="left"/>
+              <w:jc w:val="center"/>
             </w:pPr>
             <w:r>
               <w:rPr>
@@ -535,7 +535,7 @@
           <w:p>
             <w:pPr>
               <w:pStyle w:val="Compact"/>
-              <w:jc w:val="left"/>
+              <w:jc w:val="center"/>
             </w:pPr>
             <w:r>
               <w:rPr>
@@ -560,7 +560,7 @@
           <w:p>
             <w:pPr>
               <w:pStyle w:val="Compact"/>
-              <w:jc w:val="left"/>
+              <w:jc w:val="center"/>
             </w:pPr>
             <w:r>
               <w:rPr>
@@ -577,7 +577,7 @@
           <w:p>
             <w:pPr>
               <w:pStyle w:val="Compact"/>
-              <w:jc w:val="left"/>
+              <w:jc w:val="center"/>
             </w:pPr>
             <w:r>
               <w:rPr>
@@ -618,7 +618,7 @@
           <w:p>
             <w:pPr>
               <w:pStyle w:val="Compact"/>
-              <w:jc w:val="left"/>
+              <w:jc w:val="center"/>
             </w:pPr>
             <w:r>
               <w:rPr>
@@ -635,7 +635,7 @@
           <w:p>
             <w:pPr>
               <w:pStyle w:val="Compact"/>
-              <w:jc w:val="left"/>
+              <w:jc w:val="center"/>
             </w:pPr>
             <w:r>
               <w:rPr>
@@ -652,7 +652,7 @@
           <w:p>
             <w:pPr>
               <w:pStyle w:val="Compact"/>
-              <w:jc w:val="left"/>
+              <w:jc w:val="center"/>
             </w:pPr>
             <w:r>
               <w:rPr>
@@ -699,7 +699,7 @@
           <w:p>
             <w:pPr>
               <w:pStyle w:val="Compact"/>
-              <w:jc w:val="left"/>
+              <w:jc w:val="center"/>
             </w:pPr>
             <w:r>
               <w:rPr>
@@ -716,7 +716,7 @@
           <w:p>
             <w:pPr>
               <w:pStyle w:val="Compact"/>
-              <w:jc w:val="left"/>
+              <w:jc w:val="center"/>
             </w:pPr>
             <w:r>
               <w:rPr>
@@ -733,7 +733,7 @@
           <w:p>
             <w:pPr>
               <w:pStyle w:val="Compact"/>
-              <w:jc w:val="left"/>
+              <w:jc w:val="center"/>
             </w:pPr>
             <w:r>
               <w:rPr>
@@ -748,7 +748,7 @@
           <w:p>
             <w:pPr>
               <w:pStyle w:val="Compact"/>
-              <w:jc w:val="left"/>
+              <w:jc w:val="center"/>
             </w:pPr>
             <w:r>
               <w:rPr>
@@ -765,7 +765,7 @@
           <w:p>
             <w:pPr>
               <w:pStyle w:val="Compact"/>
-              <w:jc w:val="left"/>
+              <w:jc w:val="center"/>
             </w:pPr>
             <w:r>
               <w:rPr>
@@ -782,7 +782,7 @@
           <w:p>
             <w:pPr>
               <w:pStyle w:val="Compact"/>
-              <w:jc w:val="left"/>
+              <w:jc w:val="center"/>
             </w:pPr>
             <m:oMath>
               <m:sSub>
@@ -920,7 +920,7 @@
           <w:p>
             <w:pPr>
               <w:pStyle w:val="Compact"/>
-              <w:jc w:val="left"/>
+              <w:jc w:val="center"/>
             </w:pPr>
             <w:r>
               <w:rPr>
@@ -998,6 +998,12 @@
       <m:oMathPara>
         <m:oMathParaPr>
           <m:jc m:val="center"/>
+          <m:ctrlPr>
+            <w:rPr>
+              <w:sz w:val="28"/>
+              <w:szCs w:val="28"/>
+            </w:rPr>
+          </m:ctrlPr>
         </m:oMathParaPr>
         <m:oMath>
           <m:r>
@@ -1086,7 +1092,7 @@
           <w:p>
             <w:pPr>
               <w:pStyle w:val="Compact"/>
-              <w:jc w:val="left"/>
+              <w:jc w:val="center"/>
             </w:pPr>
             <w:r>
               <w:rPr>
@@ -1102,7 +1108,7 @@
           <w:p>
             <w:pPr>
               <w:pStyle w:val="Compact"/>
-              <w:jc w:val="left"/>
+              <w:jc w:val="center"/>
             </w:pPr>
             <w:r>
               <w:rPr>
@@ -1150,7 +1156,7 @@
           <w:p>
             <w:pPr>
               <w:pStyle w:val="Compact"/>
-              <w:jc w:val="left"/>
+              <w:jc w:val="center"/>
             </w:pPr>
             <m:oMath>
               <m:r>
@@ -1179,7 +1185,7 @@
           <w:p>
             <w:pPr>
               <w:pStyle w:val="Compact"/>
-              <w:jc w:val="left"/>
+              <w:jc w:val="center"/>
             </w:pPr>
             <m:oMath>
               <m:sSup>
@@ -1231,7 +1237,7 @@
           <w:p>
             <w:pPr>
               <w:pStyle w:val="Compact"/>
-              <w:jc w:val="left"/>
+              <w:jc w:val="center"/>
             </w:pPr>
             <m:oMath>
               <m:r>
@@ -1254,7 +1260,7 @@
           <w:p>
             <w:pPr>
               <w:pStyle w:val="Compact"/>
-              <w:jc w:val="left"/>
+              <w:jc w:val="center"/>
             </w:pPr>
             <m:oMath>
               <m:sSup>
@@ -1323,7 +1329,7 @@
           <w:p>
             <w:pPr>
               <w:pStyle w:val="Compact"/>
-              <w:jc w:val="left"/>
+              <w:jc w:val="center"/>
             </w:pPr>
             <m:oMath>
               <m:r>
@@ -1352,7 +1358,7 @@
           <w:p>
             <w:pPr>
               <w:pStyle w:val="Compact"/>
-              <w:jc w:val="left"/>
+              <w:jc w:val="center"/>
             </w:pPr>
             <m:oMath>
               <m:sSup>
@@ -1427,7 +1433,7 @@
           <w:p>
             <w:pPr>
               <w:pStyle w:val="Compact"/>
-              <w:jc w:val="left"/>
+              <w:jc w:val="center"/>
             </w:pPr>
             <m:oMath>
               <m:sSubSup>
@@ -1467,7 +1473,7 @@
           <w:p>
             <w:pPr>
               <w:pStyle w:val="Compact"/>
-              <w:jc w:val="left"/>
+              <w:jc w:val="center"/>
             </w:pPr>
             <m:oMath>
               <m:sSub>
@@ -1539,7 +1545,7 @@
           <w:p>
             <w:pPr>
               <w:pStyle w:val="Compact"/>
-              <w:jc w:val="left"/>
+              <w:jc w:val="center"/>
             </w:pPr>
             <m:oMath>
               <m:sSubSup>
@@ -1569,49 +1575,6 @@
                   </m:r>
                 </m:sub>
                 <m:sup>
-                  <m:r>
-                    <m:rPr>
-                      <m:sty m:val="p"/>
-                    </m:rPr>
-                    <m:t>−</m:t>
-                  </m:r>
-                </m:sup>
-              </m:sSubSup>
-            </m:oMath>
-          </w:p>
-        </w:tc>
-        <w:tc>
-          <w:tcPr/>
-          <w:p>
-            <w:pPr>
-              <w:pStyle w:val="Compact"/>
-              <w:jc w:val="left"/>
-            </w:pPr>
-            <m:oMath>
-              <m:sSubSup>
-                <m:e>
-                  <m:r>
-                    <m:rPr>
-                      <m:sty m:val="p"/>
-                    </m:rPr>
-                    <m:t>C</m:t>
-                  </m:r>
-                  <m:r>
-                    <m:rPr>
-                      <m:sty m:val="p"/>
-                    </m:rPr>
-                    <m:t>O</m:t>
-                  </m:r>
-                </m:e>
-                <m:sub>
-                  <m:r>
-                    <m:t>3</m:t>
-                  </m:r>
-                </m:sub>
-                <m:sup>
-                  <m:r>
-                    <m:t>2</m:t>
-                  </m:r>
                   <m:r>
                     <m:rPr>
                       <m:sty m:val="p"/>
@@ -1631,6 +1594,49 @@
               <w:jc w:val="center"/>
             </w:pPr>
             <m:oMath>
+              <m:sSubSup>
+                <m:e>
+                  <m:r>
+                    <m:rPr>
+                      <m:sty m:val="p"/>
+                    </m:rPr>
+                    <m:t>C</m:t>
+                  </m:r>
+                  <m:r>
+                    <m:rPr>
+                      <m:sty m:val="p"/>
+                    </m:rPr>
+                    <m:t>O</m:t>
+                  </m:r>
+                </m:e>
+                <m:sub>
+                  <m:r>
+                    <m:t>3</m:t>
+                  </m:r>
+                </m:sub>
+                <m:sup>
+                  <m:r>
+                    <m:t>2</m:t>
+                  </m:r>
+                  <m:r>
+                    <m:rPr>
+                      <m:sty m:val="p"/>
+                    </m:rPr>
+                    <m:t>−</m:t>
+                  </m:r>
+                </m:sup>
+              </m:sSubSup>
+            </m:oMath>
+          </w:p>
+        </w:tc>
+        <w:tc>
+          <w:tcPr/>
+          <w:p>
+            <w:pPr>
+              <w:pStyle w:val="Compact"/>
+              <w:jc w:val="center"/>
+            </w:pPr>
+            <m:oMath>
               <m:r>
                 <m:t>4.7</m:t>
               </m:r>
@@ -1806,6 +1812,14 @@
         <w:t xml:space="preserve">、</w:t>
       </w:r>
       <m:oMath>
+        <m:oMathPr>
+          <m:ctrlPr>
+            <w:rPr>
+              <w:sz w:val="28"/>
+              <w:szCs w:val="28"/>
+            </w:rPr>
+          </m:ctrlPr>
+        </m:oMathPr>
         <m:sSub>
           <m:e>
             <m:r>
@@ -1915,6 +1929,12 @@
       <m:oMathPara>
         <m:oMathParaPr>
           <m:jc m:val="center"/>
+          <m:ctrlPr>
+            <w:rPr>
+              <w:sz w:val="28"/>
+              <w:szCs w:val="28"/>
+            </w:rPr>
+          </m:ctrlPr>
         </m:oMathParaPr>
         <m:oMath>
           <m:sSub>
@@ -2028,6 +2048,12 @@
       <m:oMathPara>
         <m:oMathParaPr>
           <m:jc m:val="center"/>
+          <m:ctrlPr>
+            <w:rPr>
+              <w:sz w:val="28"/>
+              <w:szCs w:val="28"/>
+            </w:rPr>
+          </m:ctrlPr>
         </m:oMathParaPr>
         <m:oMath>
           <m:r>
@@ -2150,6 +2176,12 @@
       <m:oMathPara>
         <m:oMathParaPr>
           <m:jc m:val="center"/>
+          <m:ctrlPr>
+            <w:rPr>
+              <w:sz w:val="28"/>
+              <w:szCs w:val="28"/>
+            </w:rPr>
+          </m:ctrlPr>
         </m:oMathParaPr>
         <m:oMath>
           <m:r>
@@ -2432,6 +2464,12 @@
       <m:oMathPara>
         <m:oMathParaPr>
           <m:jc m:val="center"/>
+          <m:ctrlPr>
+            <w:rPr>
+              <w:sz w:val="28"/>
+              <w:szCs w:val="28"/>
+            </w:rPr>
+          </m:ctrlPr>
         </m:oMathParaPr>
         <m:oMath>
           <m:sSub>
@@ -2541,6 +2579,14 @@
         <w:t xml:space="preserve"> </w:t>
       </w:r>
       <m:oMath>
+        <m:oMathPr>
+          <m:ctrlPr>
+            <w:rPr>
+              <w:sz w:val="28"/>
+              <w:szCs w:val="28"/>
+            </w:rPr>
+          </m:ctrlPr>
+        </m:oMathPr>
         <m:sSub>
           <m:e>
             <m:r>
@@ -2638,6 +2684,14 @@
         <w:t xml:space="preserve"> </w:t>
       </w:r>
       <m:oMath>
+        <m:oMathPr>
+          <m:ctrlPr>
+            <w:rPr>
+              <w:sz w:val="28"/>
+              <w:szCs w:val="28"/>
+            </w:rPr>
+          </m:ctrlPr>
+        </m:oMathPr>
         <m:sSub>
           <m:e>
             <m:r>
@@ -2742,6 +2796,12 @@
       <m:oMathPara>
         <m:oMathParaPr>
           <m:jc m:val="center"/>
+          <m:ctrlPr>
+            <w:rPr>
+              <w:sz w:val="28"/>
+              <w:szCs w:val="28"/>
+            </w:rPr>
+          </m:ctrlPr>
         </m:oMathParaPr>
         <m:oMath>
           <m:r>
@@ -2982,6 +3042,14 @@
         <w:t xml:space="preserve"> </w:t>
       </w:r>
       <m:oMath>
+        <m:oMathPr>
+          <m:ctrlPr>
+            <w:rPr>
+              <w:sz w:val="28"/>
+              <w:szCs w:val="28"/>
+            </w:rPr>
+          </m:ctrlPr>
+        </m:oMathPr>
         <m:r>
           <m:rPr>
             <m:sty m:val="p"/>
@@ -3108,6 +3176,12 @@
       <m:oMathPara>
         <m:oMathParaPr>
           <m:jc m:val="center"/>
+          <m:ctrlPr>
+            <w:rPr>
+              <w:sz w:val="28"/>
+              <w:szCs w:val="28"/>
+            </w:rPr>
+          </m:ctrlPr>
         </m:oMathParaPr>
         <m:oMath>
           <m:r>
@@ -3340,6 +3414,14 @@
         <w:t xml:space="preserve"> </w:t>
       </w:r>
       <m:oMath>
+        <m:oMathPr>
+          <m:ctrlPr>
+            <w:rPr>
+              <w:sz w:val="28"/>
+              <w:szCs w:val="28"/>
+            </w:rPr>
+          </m:ctrlPr>
+        </m:oMathPr>
         <m:r>
           <m:rPr>
             <m:sty m:val="p"/>
@@ -3437,6 +3519,14 @@
         <w:t xml:space="preserve"> </w:t>
       </w:r>
       <m:oMath>
+        <m:oMathPr>
+          <m:ctrlPr>
+            <w:rPr>
+              <w:sz w:val="28"/>
+              <w:szCs w:val="28"/>
+            </w:rPr>
+          </m:ctrlPr>
+        </m:oMathPr>
         <m:sSub>
           <m:e>
             <m:r>
@@ -3564,7 +3654,7 @@
           <w:p>
             <w:pPr>
               <w:pStyle w:val="Compact"/>
-              <w:jc w:val="left"/>
+              <w:jc w:val="center"/>
             </w:pPr>
             <w:r>
               <w:rPr>
@@ -3580,7 +3670,7 @@
           <w:p>
             <w:pPr>
               <w:pStyle w:val="Compact"/>
-              <w:jc w:val="left"/>
+              <w:jc w:val="center"/>
             </w:pPr>
             <m:oMath>
               <m:r>
@@ -3673,7 +3763,7 @@
           <w:p>
             <w:pPr>
               <w:pStyle w:val="Compact"/>
-              <w:jc w:val="left"/>
+              <w:jc w:val="center"/>
             </w:pPr>
             <w:r>
               <w:rPr>
@@ -3688,7 +3778,7 @@
           <w:p>
             <w:pPr>
               <w:pStyle w:val="Compact"/>
-              <w:jc w:val="left"/>
+              <w:jc w:val="center"/>
             </w:pPr>
             <m:oMath>
               <m:r>
@@ -3817,7 +3907,7 @@
           <w:p>
             <w:pPr>
               <w:pStyle w:val="Compact"/>
-              <w:jc w:val="left"/>
+              <w:jc w:val="center"/>
             </w:pPr>
             <w:r>
               <w:rPr>
@@ -3832,7 +3922,7 @@
           <w:p>
             <w:pPr>
               <w:pStyle w:val="Compact"/>
-              <w:jc w:val="left"/>
+              <w:jc w:val="center"/>
             </w:pPr>
             <m:oMath>
               <m:sSup>
@@ -3955,7 +4045,7 @@
           <w:p>
             <w:pPr>
               <w:pStyle w:val="Compact"/>
-              <w:jc w:val="left"/>
+              <w:jc w:val="center"/>
             </w:pPr>
             <w:r>
               <w:rPr>
@@ -3970,7 +4060,7 @@
           <w:p>
             <w:pPr>
               <w:pStyle w:val="Compact"/>
-              <w:jc w:val="left"/>
+              <w:jc w:val="center"/>
             </w:pPr>
             <m:oMath>
               <m:r>
@@ -4121,6 +4211,12 @@
       <m:oMathPara>
         <m:oMathParaPr>
           <m:jc m:val="center"/>
+          <m:ctrlPr>
+            <w:rPr>
+              <w:sz w:val="28"/>
+              <w:szCs w:val="28"/>
+            </w:rPr>
+          </m:ctrlPr>
         </m:oMathParaPr>
         <m:oMath>
           <m:r>
@@ -4283,6 +4379,12 @@
       <m:oMathPara>
         <m:oMathParaPr>
           <m:jc m:val="center"/>
+          <m:ctrlPr>
+            <w:rPr>
+              <w:sz w:val="28"/>
+              <w:szCs w:val="28"/>
+            </w:rPr>
+          </m:ctrlPr>
         </m:oMathParaPr>
         <m:oMath>
           <m:r>
@@ -4479,6 +4581,14 @@
         <w:t xml:space="preserve"> </w:t>
       </w:r>
       <m:oMath>
+        <m:oMathPr>
+          <m:ctrlPr>
+            <w:rPr>
+              <w:sz w:val="28"/>
+              <w:szCs w:val="28"/>
+            </w:rPr>
+          </m:ctrlPr>
+        </m:oMathPr>
         <m:sSub>
           <m:e>
             <m:r>
@@ -4619,7 +4729,7 @@
           <w:p>
             <w:pPr>
               <w:pStyle w:val="Compact"/>
-              <w:jc w:val="left"/>
+              <w:jc w:val="center"/>
             </w:pPr>
             <w:r>
               <w:rPr>
@@ -4684,7 +4794,7 @@
           <w:p>
             <w:pPr>
               <w:pStyle w:val="Compact"/>
-              <w:jc w:val="left"/>
+              <w:jc w:val="center"/>
             </w:pPr>
             <m:oMath>
               <m:sSub>
@@ -4851,7 +4961,7 @@
           <w:p>
             <w:pPr>
               <w:pStyle w:val="Compact"/>
-              <w:jc w:val="left"/>
+              <w:jc w:val="center"/>
             </w:pPr>
             <m:oMath>
               <m:sSup>
@@ -5018,7 +5128,7 @@
           <w:p>
             <w:pPr>
               <w:pStyle w:val="Compact"/>
-              <w:jc w:val="left"/>
+              <w:jc w:val="center"/>
             </w:pPr>
             <m:oMath>
               <m:sSub>
@@ -5267,6 +5377,14 @@
         <w:t xml:space="preserve">按第一级电离平衡计算（</w:t>
       </w:r>
       <m:oMath>
+        <m:oMathPr>
+          <m:ctrlPr>
+            <w:rPr>
+              <w:sz w:val="28"/>
+              <w:szCs w:val="28"/>
+            </w:rPr>
+          </m:ctrlPr>
+        </m:oMathPr>
         <m:sSub>
           <m:e>
             <m:r>
@@ -5480,6 +5598,14 @@
         <w:t xml:space="preserve">（</w:t>
       </w:r>
       <m:oMath>
+        <m:oMathPr>
+          <m:ctrlPr>
+            <w:rPr>
+              <w:sz w:val="28"/>
+              <w:szCs w:val="28"/>
+            </w:rPr>
+          </m:ctrlPr>
+        </m:oMathPr>
         <m:sSub>
           <m:e>
             <m:r>
@@ -5585,6 +5711,12 @@
       <m:oMathPara>
         <m:oMathParaPr>
           <m:jc m:val="center"/>
+          <m:ctrlPr>
+            <w:rPr>
+              <w:sz w:val="28"/>
+              <w:szCs w:val="28"/>
+            </w:rPr>
+          </m:ctrlPr>
         </m:oMathParaPr>
         <m:oMath>
           <m:r>
@@ -5743,6 +5875,12 @@
       <m:oMathPara>
         <m:oMathParaPr>
           <m:jc m:val="center"/>
+          <m:ctrlPr>
+            <w:rPr>
+              <w:sz w:val="28"/>
+              <w:szCs w:val="28"/>
+            </w:rPr>
+          </m:ctrlPr>
         </m:oMathParaPr>
         <m:oMath>
           <m:r>
@@ -5980,6 +6118,12 @@
       <m:oMathPara>
         <m:oMathParaPr>
           <m:jc m:val="center"/>
+          <m:ctrlPr>
+            <w:rPr>
+              <w:sz w:val="28"/>
+              <w:szCs w:val="28"/>
+            </w:rPr>
+          </m:ctrlPr>
         </m:oMathParaPr>
         <m:oMath>
           <m:sSub>
@@ -6338,6 +6482,14 @@
         <w:t xml:space="preserve"> </w:t>
       </w:r>
       <m:oMath>
+        <m:oMathPr>
+          <m:ctrlPr>
+            <w:rPr>
+              <w:sz w:val="28"/>
+              <w:szCs w:val="28"/>
+            </w:rPr>
+          </m:ctrlPr>
+        </m:oMathPr>
         <m:r>
           <m:rPr>
             <m:sty m:val="p"/>
@@ -6385,6 +6537,14 @@
         <w:t xml:space="preserve">时，</w:t>
       </w:r>
       <m:oMath>
+        <m:oMathPr>
+          <m:ctrlPr>
+            <w:rPr>
+              <w:sz w:val="28"/>
+              <w:szCs w:val="28"/>
+            </w:rPr>
+          </m:ctrlPr>
+        </m:oMathPr>
         <m:sSub>
           <m:e>
             <m:r>
@@ -6471,6 +6631,14 @@
         <w:t xml:space="preserve"> </w:t>
       </w:r>
       <m:oMath>
+        <m:oMathPr>
+          <m:ctrlPr>
+            <w:rPr>
+              <w:sz w:val="28"/>
+              <w:szCs w:val="28"/>
+            </w:rPr>
+          </m:ctrlPr>
+        </m:oMathPr>
         <m:r>
           <m:rPr>
             <m:sty m:val="p"/>
@@ -6789,7 +6957,7 @@
           <w:p>
             <w:pPr>
               <w:pStyle w:val="Compact"/>
-              <w:jc w:val="left"/>
+              <w:jc w:val="center"/>
             </w:pPr>
             <w:r>
               <w:rPr>
@@ -6805,7 +6973,7 @@
           <w:p>
             <w:pPr>
               <w:pStyle w:val="Compact"/>
-              <w:jc w:val="left"/>
+              <w:jc w:val="center"/>
             </w:pPr>
             <w:r>
               <w:rPr>
@@ -6821,7 +6989,7 @@
           <w:p>
             <w:pPr>
               <w:pStyle w:val="Compact"/>
-              <w:jc w:val="left"/>
+              <w:jc w:val="center"/>
             </w:pPr>
             <w:r>
               <w:rPr>
@@ -6892,7 +7060,7 @@
           <w:p>
             <w:pPr>
               <w:pStyle w:val="Compact"/>
-              <w:jc w:val="left"/>
+              <w:jc w:val="center"/>
             </w:pPr>
             <w:r>
               <w:rPr>
@@ -6909,7 +7077,7 @@
           <w:p>
             <w:pPr>
               <w:pStyle w:val="Compact"/>
-              <w:jc w:val="left"/>
+              <w:jc w:val="center"/>
             </w:pPr>
             <w:r>
               <w:rPr>
@@ -6924,7 +7092,7 @@
           <w:p>
             <w:pPr>
               <w:pStyle w:val="Compact"/>
-              <w:jc w:val="left"/>
+              <w:jc w:val="center"/>
             </w:pPr>
             <m:oMath>
               <m:sSup>
@@ -7098,7 +7266,7 @@
           <w:p>
             <w:pPr>
               <w:pStyle w:val="Compact"/>
-              <w:jc w:val="left"/>
+              <w:jc w:val="center"/>
             </w:pPr>
             <w:r>
               <w:rPr>
@@ -7115,7 +7283,7 @@
           <w:p>
             <w:pPr>
               <w:pStyle w:val="Compact"/>
-              <w:jc w:val="left"/>
+              <w:jc w:val="center"/>
             </w:pPr>
             <m:oMath>
               <m:sSub>
@@ -7159,7 +7327,7 @@
           <w:p>
             <w:pPr>
               <w:pStyle w:val="Compact"/>
-              <w:jc w:val="left"/>
+              <w:jc w:val="center"/>
             </w:pPr>
             <m:oMath>
               <m:sSubSup>
@@ -7362,7 +7530,7 @@
           <w:p>
             <w:pPr>
               <w:pStyle w:val="Compact"/>
-              <w:jc w:val="left"/>
+              <w:jc w:val="center"/>
             </w:pPr>
             <w:r>
               <w:rPr>
@@ -7379,7 +7547,7 @@
           <w:p>
             <w:pPr>
               <w:pStyle w:val="Compact"/>
-              <w:jc w:val="left"/>
+              <w:jc w:val="center"/>
             </w:pPr>
             <m:oMath>
               <m:sSub>
@@ -7423,7 +7591,7 @@
           <w:p>
             <w:pPr>
               <w:pStyle w:val="Compact"/>
-              <w:jc w:val="left"/>
+              <w:jc w:val="center"/>
             </w:pPr>
             <m:oMath>
               <m:sSubSup>
@@ -7690,7 +7858,7 @@
           <w:p>
             <w:pPr>
               <w:pStyle w:val="Compact"/>
-              <w:jc w:val="left"/>
+              <w:jc w:val="center"/>
             </w:pPr>
             <w:r>
               <w:rPr>
@@ -7707,7 +7875,7 @@
           <w:p>
             <w:pPr>
               <w:pStyle w:val="Compact"/>
-              <w:jc w:val="left"/>
+              <w:jc w:val="center"/>
             </w:pPr>
             <m:oMath>
               <m:sSub>
@@ -7760,7 +7928,7 @@
           <w:p>
             <w:pPr>
               <w:pStyle w:val="Compact"/>
-              <w:jc w:val="left"/>
+              <w:jc w:val="center"/>
             </w:pPr>
             <m:oMath>
               <m:sSubSup>
@@ -7968,7 +8136,7 @@
           <w:p>
             <w:pPr>
               <w:pStyle w:val="Compact"/>
-              <w:jc w:val="left"/>
+              <w:jc w:val="center"/>
             </w:pPr>
             <w:r>
               <w:rPr>
@@ -7985,7 +8153,7 @@
           <w:p>
             <w:pPr>
               <w:pStyle w:val="Compact"/>
-              <w:jc w:val="left"/>
+              <w:jc w:val="center"/>
             </w:pPr>
             <m:oMath>
               <m:sSub>
@@ -8035,7 +8203,7 @@
           <w:p>
             <w:pPr>
               <w:pStyle w:val="Compact"/>
-              <w:jc w:val="left"/>
+              <w:jc w:val="center"/>
             </w:pPr>
             <w:r>
               <w:rPr>
@@ -8348,6 +8516,12 @@
       <m:oMathPara>
         <m:oMathParaPr>
           <m:jc m:val="center"/>
+          <m:ctrlPr>
+            <w:rPr>
+              <w:sz w:val="28"/>
+              <w:szCs w:val="28"/>
+            </w:rPr>
+          </m:ctrlPr>
         </m:oMathParaPr>
         <m:oMath>
           <m:r>
@@ -8505,7 +8679,7 @@
           <w:p>
             <w:pPr>
               <w:pStyle w:val="Compact"/>
-              <w:jc w:val="left"/>
+              <w:jc w:val="center"/>
             </w:pPr>
             <w:r>
               <w:rPr>
@@ -8521,7 +8695,7 @@
           <w:p>
             <w:pPr>
               <w:pStyle w:val="Compact"/>
-              <w:jc w:val="left"/>
+              <w:jc w:val="center"/>
             </w:pPr>
             <w:r>
               <w:rPr>
@@ -8539,7 +8713,7 @@
           <w:p>
             <w:pPr>
               <w:pStyle w:val="Compact"/>
-              <w:jc w:val="left"/>
+              <w:jc w:val="center"/>
             </w:pPr>
             <w:r>
               <w:rPr>
@@ -8556,7 +8730,7 @@
           <w:p>
             <w:pPr>
               <w:pStyle w:val="Compact"/>
-              <w:jc w:val="left"/>
+              <w:jc w:val="center"/>
             </w:pPr>
             <w:r>
               <w:rPr>
@@ -8599,7 +8773,7 @@
           <w:p>
             <w:pPr>
               <w:pStyle w:val="Compact"/>
-              <w:jc w:val="left"/>
+              <w:jc w:val="center"/>
             </w:pPr>
             <w:r>
               <w:rPr>
@@ -8616,7 +8790,7 @@
           <w:p>
             <w:pPr>
               <w:pStyle w:val="Compact"/>
-              <w:jc w:val="left"/>
+              <w:jc w:val="center"/>
             </w:pPr>
             <w:r>
               <w:rPr>
@@ -8679,7 +8853,7 @@
           <w:p>
             <w:pPr>
               <w:pStyle w:val="Compact"/>
-              <w:jc w:val="left"/>
+              <w:jc w:val="center"/>
             </w:pPr>
             <w:r>
               <w:rPr>
@@ -8696,7 +8870,7 @@
           <w:p>
             <w:pPr>
               <w:pStyle w:val="Compact"/>
-              <w:jc w:val="left"/>
+              <w:jc w:val="center"/>
             </w:pPr>
             <w:r>
               <w:rPr>
@@ -8822,6 +8996,12 @@
       <m:oMathPara>
         <m:oMathParaPr>
           <m:jc m:val="center"/>
+          <m:ctrlPr>
+            <w:rPr>
+              <w:sz w:val="28"/>
+              <w:szCs w:val="28"/>
+            </w:rPr>
+          </m:ctrlPr>
         </m:oMathParaPr>
         <m:oMath>
           <m:sSup>
@@ -9079,6 +9259,12 @@
       <m:oMathPara>
         <m:oMathParaPr>
           <m:jc m:val="center"/>
+          <m:ctrlPr>
+            <w:rPr>
+              <w:sz w:val="28"/>
+              <w:szCs w:val="28"/>
+            </w:rPr>
+          </m:ctrlPr>
         </m:oMathParaPr>
         <m:oMath>
           <m:r>
@@ -9307,7 +9493,7 @@
           <w:p>
             <w:pPr>
               <w:pStyle w:val="Compact"/>
-              <w:jc w:val="left"/>
+              <w:jc w:val="center"/>
             </w:pPr>
             <w:r>
               <w:rPr>
@@ -9323,7 +9509,7 @@
           <w:p>
             <w:pPr>
               <w:pStyle w:val="Compact"/>
-              <w:jc w:val="left"/>
+              <w:jc w:val="center"/>
             </w:pPr>
             <w:r>
               <w:rPr>
@@ -9339,7 +9525,7 @@
           <w:p>
             <w:pPr>
               <w:pStyle w:val="Compact"/>
-              <w:jc w:val="left"/>
+              <w:jc w:val="center"/>
             </w:pPr>
             <w:r>
               <w:rPr>
@@ -9357,7 +9543,7 @@
           <w:p>
             <w:pPr>
               <w:pStyle w:val="Compact"/>
-              <w:jc w:val="left"/>
+              <w:jc w:val="center"/>
             </w:pPr>
             <w:r>
               <w:rPr>
@@ -9372,7 +9558,7 @@
           <w:p>
             <w:pPr>
               <w:pStyle w:val="Compact"/>
-              <w:jc w:val="left"/>
+              <w:jc w:val="center"/>
             </w:pPr>
             <w:r>
               <w:rPr>
@@ -9399,7 +9585,7 @@
           <w:p>
             <w:pPr>
               <w:pStyle w:val="Compact"/>
-              <w:jc w:val="left"/>
+              <w:jc w:val="center"/>
             </w:pPr>
             <w:r>
               <w:rPr>
@@ -9416,7 +9602,7 @@
           <w:p>
             <w:pPr>
               <w:pStyle w:val="Compact"/>
-              <w:jc w:val="left"/>
+              <w:jc w:val="center"/>
             </w:pPr>
             <w:r>
               <w:rPr>
@@ -9431,7 +9617,7 @@
           <w:p>
             <w:pPr>
               <w:pStyle w:val="Compact"/>
-              <w:jc w:val="left"/>
+              <w:jc w:val="center"/>
             </w:pPr>
             <w:r>
               <w:rPr>
@@ -9458,7 +9644,7 @@
           <w:p>
             <w:pPr>
               <w:pStyle w:val="Compact"/>
-              <w:jc w:val="left"/>
+              <w:jc w:val="center"/>
             </w:pPr>
             <m:oMath>
               <m:sSub>
@@ -9560,7 +9746,7 @@
           <w:p>
             <w:pPr>
               <w:pStyle w:val="Compact"/>
-              <w:jc w:val="left"/>
+              <w:jc w:val="center"/>
             </w:pPr>
             <w:r>
               <w:rPr>
@@ -9575,7 +9761,7 @@
           <w:p>
             <w:pPr>
               <w:pStyle w:val="Compact"/>
-              <w:jc w:val="left"/>
+              <w:jc w:val="center"/>
             </w:pPr>
             <m:oMath>
               <m:sSub>
@@ -9676,7 +9862,7 @@
           <w:p>
             <w:pPr>
               <w:pStyle w:val="Compact"/>
-              <w:jc w:val="left"/>
+              <w:jc w:val="center"/>
             </w:pPr>
             <w:r>
               <w:rPr>
@@ -9730,6 +9916,12 @@
       <m:oMathPara>
         <m:oMathParaPr>
           <m:jc m:val="center"/>
+          <m:ctrlPr>
+            <w:rPr>
+              <w:sz w:val="28"/>
+              <w:szCs w:val="28"/>
+            </w:rPr>
+          </m:ctrlPr>
         </m:oMathParaPr>
         <m:oMath>
           <m:r>
@@ -9872,6 +10064,12 @@
       <m:oMathPara>
         <m:oMathParaPr>
           <m:jc m:val="center"/>
+          <m:ctrlPr>
+            <w:rPr>
+              <w:sz w:val="28"/>
+              <w:szCs w:val="28"/>
+            </w:rPr>
+          </m:ctrlPr>
         </m:oMathParaPr>
         <m:oMath>
           <m:r>
@@ -10100,7 +10298,7 @@
           <w:p>
             <w:pPr>
               <w:pStyle w:val="Compact"/>
-              <w:jc w:val="left"/>
+              <w:jc w:val="center"/>
             </w:pPr>
             <w:r>
               <w:rPr>
@@ -10116,7 +10314,7 @@
           <w:p>
             <w:pPr>
               <w:pStyle w:val="Compact"/>
-              <w:jc w:val="left"/>
+              <w:jc w:val="center"/>
             </w:pPr>
             <w:r>
               <w:rPr>
@@ -10132,7 +10330,7 @@
           <w:p>
             <w:pPr>
               <w:pStyle w:val="Compact"/>
-              <w:jc w:val="left"/>
+              <w:jc w:val="center"/>
             </w:pPr>
             <w:r>
               <w:rPr>
@@ -10150,7 +10348,7 @@
           <w:p>
             <w:pPr>
               <w:pStyle w:val="Compact"/>
-              <w:jc w:val="left"/>
+              <w:jc w:val="center"/>
             </w:pPr>
             <w:r>
               <w:rPr>
@@ -10167,7 +10365,7 @@
           <w:p>
             <w:pPr>
               <w:pStyle w:val="Compact"/>
-              <w:jc w:val="left"/>
+              <w:jc w:val="center"/>
             </w:pPr>
             <w:r>
               <w:rPr>
@@ -10194,7 +10392,7 @@
           <w:p>
             <w:pPr>
               <w:pStyle w:val="Compact"/>
-              <w:jc w:val="left"/>
+              <w:jc w:val="center"/>
             </w:pPr>
             <w:r>
               <w:rPr>
@@ -10275,7 +10473,7 @@
           <w:p>
             <w:pPr>
               <w:pStyle w:val="Compact"/>
-              <w:jc w:val="left"/>
+              <w:jc w:val="center"/>
             </w:pPr>
             <w:r>
               <w:rPr>
@@ -10292,7 +10490,7 @@
           <w:p>
             <w:pPr>
               <w:pStyle w:val="Compact"/>
-              <w:jc w:val="left"/>
+              <w:jc w:val="center"/>
             </w:pPr>
             <w:r>
               <w:rPr>
@@ -10319,7 +10517,7 @@
           <w:p>
             <w:pPr>
               <w:pStyle w:val="Compact"/>
-              <w:jc w:val="left"/>
+              <w:jc w:val="center"/>
             </w:pPr>
             <m:oMath>
               <m:r>
@@ -10400,6 +10598,14 @@
         <w:t xml:space="preserve">缓冲溶液（</w:t>
       </w:r>
       <m:oMath>
+        <m:oMathPr>
+          <m:ctrlPr>
+            <w:rPr>
+              <w:sz w:val="28"/>
+              <w:szCs w:val="28"/>
+            </w:rPr>
+          </m:ctrlPr>
+        </m:oMathPr>
         <m:r>
           <m:rPr>
             <m:sty m:val="p"/>
@@ -10543,7 +10749,7 @@
     </w:p>
     <w:bookmarkEnd w:id="25"/>
     <w:bookmarkEnd w:id="26"/>
-    <w:bookmarkStart w:id="32" w:name="五沉淀溶解平衡"/>
+    <w:bookmarkStart w:id="38" w:name="五沉淀溶解平衡"/>
     <w:p>
       <w:pPr>
         <w:pStyle w:val="Heading2"/>
@@ -10629,6 +10835,12 @@
       <m:oMathPara>
         <m:oMathParaPr>
           <m:jc m:val="center"/>
+          <m:ctrlPr>
+            <w:rPr>
+              <w:sz w:val="28"/>
+              <w:szCs w:val="28"/>
+            </w:rPr>
+          </m:ctrlPr>
         </m:oMathParaPr>
         <m:oMath>
           <m:sSub>
@@ -10785,6 +10997,12 @@
       <m:oMathPara>
         <m:oMathParaPr>
           <m:jc m:val="center"/>
+          <m:ctrlPr>
+            <w:rPr>
+              <w:sz w:val="28"/>
+              <w:szCs w:val="28"/>
+            </w:rPr>
+          </m:ctrlPr>
         </m:oMathParaPr>
         <m:oMath>
           <m:sSub>
@@ -10949,7 +11167,7 @@
           <w:p>
             <w:pPr>
               <w:pStyle w:val="Compact"/>
-              <w:jc w:val="left"/>
+              <w:jc w:val="center"/>
             </w:pPr>
             <w:r>
               <w:rPr>
@@ -10965,7 +11183,7 @@
           <w:p>
             <w:pPr>
               <w:pStyle w:val="Compact"/>
-              <w:jc w:val="left"/>
+              <w:jc w:val="center"/>
             </w:pPr>
             <m:oMath>
               <m:sSub>
@@ -11120,7 +11338,7 @@
           <w:p>
             <w:pPr>
               <w:pStyle w:val="Compact"/>
-              <w:jc w:val="left"/>
+              <w:jc w:val="center"/>
             </w:pPr>
             <w:r>
               <w:rPr>
@@ -11135,7 +11353,7 @@
           <w:p>
             <w:pPr>
               <w:pStyle w:val="Compact"/>
-              <w:jc w:val="left"/>
+              <w:jc w:val="center"/>
             </w:pPr>
             <m:oMath>
               <m:sSub>
@@ -11277,7 +11495,7 @@
           <w:p>
             <w:pPr>
               <w:pStyle w:val="Compact"/>
-              <w:jc w:val="left"/>
+              <w:jc w:val="center"/>
             </w:pPr>
             <m:oMath>
               <m:sSub>
@@ -11333,7 +11551,7 @@
           <w:p>
             <w:pPr>
               <w:pStyle w:val="Compact"/>
-              <w:jc w:val="left"/>
+              <w:jc w:val="center"/>
             </w:pPr>
             <m:oMath>
               <m:sSub>
@@ -11488,7 +11706,7 @@
           <w:p>
             <w:pPr>
               <w:pStyle w:val="Compact"/>
-              <w:jc w:val="left"/>
+              <w:jc w:val="center"/>
             </w:pPr>
             <m:oMath>
               <m:sSub>
@@ -11547,7 +11765,7 @@
           <w:p>
             <w:pPr>
               <w:pStyle w:val="Compact"/>
-              <w:jc w:val="left"/>
+              <w:jc w:val="center"/>
             </w:pPr>
             <m:oMath>
               <m:sSub>
@@ -11716,7 +11934,7 @@
           <w:p>
             <w:pPr>
               <w:pStyle w:val="Compact"/>
-              <w:jc w:val="left"/>
+              <w:jc w:val="center"/>
             </w:pPr>
             <w:r>
               <w:rPr>
@@ -11731,7 +11949,7 @@
           <w:p>
             <w:pPr>
               <w:pStyle w:val="Compact"/>
-              <w:jc w:val="left"/>
+              <w:jc w:val="center"/>
             </w:pPr>
             <m:oMath>
               <m:sSub>
@@ -12020,6 +12238,14 @@
         <w:t xml:space="preserve"> </w:t>
       </w:r>
       <m:oMath>
+        <m:oMathPr>
+          <m:ctrlPr>
+            <w:rPr>
+              <w:sz w:val="28"/>
+              <w:szCs w:val="28"/>
+            </w:rPr>
+          </m:ctrlPr>
+        </m:oMathPr>
         <m:sSub>
           <m:e>
             <m:r>
@@ -12207,7 +12433,7 @@
           <w:p>
             <w:pPr>
               <w:pStyle w:val="Compact"/>
-              <w:jc w:val="left"/>
+              <w:jc w:val="center"/>
             </w:pPr>
             <w:r>
               <w:rPr>
@@ -12266,7 +12492,7 @@
           <w:p>
             <w:pPr>
               <w:pStyle w:val="Compact"/>
-              <w:jc w:val="left"/>
+              <w:jc w:val="center"/>
             </w:pPr>
             <w:r>
               <w:rPr>
@@ -12324,7 +12550,7 @@
           <w:p>
             <w:pPr>
               <w:pStyle w:val="Compact"/>
-              <w:jc w:val="left"/>
+              <w:jc w:val="center"/>
             </w:pPr>
             <w:r>
               <w:rPr>
@@ -12382,7 +12608,7 @@
           <w:p>
             <w:pPr>
               <w:pStyle w:val="Compact"/>
-              <w:jc w:val="left"/>
+              <w:jc w:val="center"/>
             </w:pPr>
             <w:r>
               <w:rPr>
@@ -12395,7 +12621,7 @@
       </w:tr>
     </w:tbl>
     <w:bookmarkEnd w:id="28"/>
-    <w:bookmarkStart w:id="29" w:name="同离子效应与盐效应"/>
+    <w:bookmarkStart w:id="32" w:name="同离子效应与盐效应"/>
     <w:p>
       <w:pPr>
         <w:pStyle w:val="Heading3"/>
@@ -12498,6 +12724,14 @@
         <w:t xml:space="preserve">溶液中的溶解度（</w:t>
       </w:r>
       <m:oMath>
+        <m:oMathPr>
+          <m:ctrlPr>
+            <w:rPr>
+              <w:sz w:val="28"/>
+              <w:szCs w:val="28"/>
+            </w:rPr>
+          </m:ctrlPr>
+        </m:oMathPr>
         <m:sSub>
           <m:e>
             <m:r>
@@ -12588,6 +12822,14 @@
         <w:t xml:space="preserve">mol/L，</w:t>
       </w:r>
       <m:oMath>
+        <m:oMathPr>
+          <m:ctrlPr>
+            <w:rPr>
+              <w:sz w:val="28"/>
+              <w:szCs w:val="28"/>
+            </w:rPr>
+          </m:ctrlPr>
+        </m:oMathPr>
         <m:sSub>
           <m:e>
             <m:r>
@@ -12704,6 +12946,14 @@
         <w:t xml:space="preserve"> </w:t>
       </w:r>
       <m:oMath>
+        <m:oMathPr>
+          <m:ctrlPr>
+            <w:rPr>
+              <w:sz w:val="28"/>
+              <w:szCs w:val="28"/>
+            </w:rPr>
+          </m:ctrlPr>
+        </m:oMathPr>
         <m:r>
           <m:rPr>
             <m:sty m:val="p"/>
@@ -12760,6 +13010,14 @@
         <w:t xml:space="preserve">，</w:t>
       </w:r>
       <m:oMath>
+        <m:oMathPr>
+          <m:ctrlPr>
+            <w:rPr>
+              <w:sz w:val="28"/>
+              <w:szCs w:val="28"/>
+            </w:rPr>
+          </m:ctrlPr>
+        </m:oMathPr>
         <m:r>
           <m:rPr>
             <m:sty m:val="p"/>
@@ -12830,6 +13088,14 @@
         <w:t xml:space="preserve"> </w:t>
       </w:r>
       <m:oMath>
+        <m:oMathPr>
+          <m:ctrlPr>
+            <w:rPr>
+              <w:sz w:val="28"/>
+              <w:szCs w:val="28"/>
+            </w:rPr>
+          </m:ctrlPr>
+        </m:oMathPr>
         <m:sSub>
           <m:e>
             <m:r>
@@ -12907,6 +13173,14 @@
         <w:t xml:space="preserve"> </w:t>
       </w:r>
       <m:oMath>
+        <m:oMathPr>
+          <m:ctrlPr>
+            <w:rPr>
+              <w:sz w:val="28"/>
+              <w:szCs w:val="28"/>
+            </w:rPr>
+          </m:ctrlPr>
+        </m:oMathPr>
         <m:r>
           <m:t>y</m:t>
         </m:r>
@@ -12934,6 +13208,12 @@
       <m:oMathPara>
         <m:oMathParaPr>
           <m:jc m:val="center"/>
+          <m:ctrlPr>
+            <w:rPr>
+              <w:sz w:val="28"/>
+              <w:szCs w:val="28"/>
+            </w:rPr>
+          </m:ctrlPr>
         </m:oMathParaPr>
         <m:oMath>
           <m:r>
@@ -13111,8 +13391,212 @@
         <w:t xml:space="preserve">：加入强电解质（不包含共同离子）使难溶电解质溶解度略微增大。在较稀溶液中一般不考虑盐效应。</w:t>
       </w:r>
     </w:p>
-    <w:bookmarkEnd w:id="29"/>
-    <w:bookmarkStart w:id="30" w:name="沉淀的溶解与转化"/>
+    <w:p>
+      <w:pPr>
+        <w:pStyle w:val="BodyText"/>
+        <w:jc w:val="center"/>
+      </w:pPr>
+      <w:r>
+        <w:rPr>
+          <w:b w:val="0"/>
+          <w:i w:val="0"/>
+          <w:sz w:val="21"/>
+        </w:rPr>
+        <w:drawing>
+          <wp:inline>
+            <wp:extent cx="4521200" cy="4483100"/>
+            <wp:effectExtent b="0" l="0" r="0" t="0"/>
+            <wp:docPr descr="盐效应对BaSO₄和AgCl溶解度的影响" title="" id="30" name="Picture"/>
+            <a:graphic>
+              <a:graphicData uri="http://schemas.openxmlformats.org/drawingml/2006/picture">
+                <pic:pic>
+                  <pic:nvPicPr>
+                    <pic:cNvPr descr="media/9-1-salt-effect-solubility.jpg" id="31" name="Picture"/>
+                    <pic:cNvPicPr>
+                      <a:picLocks noChangeArrowheads="1" noChangeAspect="1"/>
+                    </pic:cNvPicPr>
+                  </pic:nvPicPr>
+                  <pic:blipFill>
+                    <a:blip r:embed="rId29"/>
+                    <a:stretch>
+                      <a:fillRect/>
+                    </a:stretch>
+                  </pic:blipFill>
+                  <pic:spPr bwMode="auto">
+                    <a:xfrm>
+                      <a:off x="0" y="0"/>
+                      <a:ext cx="4521200" cy="4483100"/>
+                    </a:xfrm>
+                    <a:prstGeom prst="rect">
+                      <a:avLst/>
+                    </a:prstGeom>
+                    <a:noFill/>
+                    <a:ln w="9525">
+                      <a:noFill/>
+                      <a:headEnd/>
+                      <a:tailEnd/>
+                    </a:ln>
+                  </pic:spPr>
+                </pic:pic>
+              </a:graphicData>
+            </a:graphic>
+          </wp:inline>
+        </w:drawing>
+      </w:r>
+      <w:r>
+        <w:rPr>
+          <w:b w:val="0"/>
+          <w:i w:val="0"/>
+          <w:sz w:val="21"/>
+        </w:rPr>
+        <w:t xml:space="preserve"> </w:t>
+      </w:r>
+      <w:r>
+        <w:rPr>
+          <w:rFonts w:hint="eastAsia" w:eastAsia="FangSong" w:ascii="Times New Roman" w:hAnsi="Times New Roman"/>
+          <w:b w:val="0"/>
+          <w:i w:val="0"/>
+          <w:iCs/>
+          <w:sz w:val="21"/>
+        </w:rPr>
+        <w:t xml:space="preserve">图</w:t>
+      </w:r>
+      <w:r>
+        <w:rPr>
+          <w:b w:val="0"/>
+          <w:i w:val="0"/>
+          <w:iCs/>
+          <w:sz w:val="21"/>
+        </w:rPr>
+        <w:t xml:space="preserve"> </w:t>
+      </w:r>
+      <w:r>
+        <w:rPr>
+          <w:rFonts w:hint="eastAsia" w:eastAsia="FangSong" w:ascii="Times New Roman" w:hAnsi="Times New Roman"/>
+          <w:b w:val="0"/>
+          <w:i w:val="0"/>
+          <w:iCs/>
+          <w:sz w:val="21"/>
+        </w:rPr>
+        <w:t xml:space="preserve">盐效应对</w:t>
+      </w:r>
+      <w:r>
+        <w:rPr>
+          <w:b w:val="0"/>
+          <w:i w:val="0"/>
+          <w:iCs/>
+          <w:sz w:val="21"/>
+        </w:rPr>
+        <w:t xml:space="preserve"> BaSO₄ </w:t>
+      </w:r>
+      <w:r>
+        <w:rPr>
+          <w:rFonts w:hint="eastAsia" w:eastAsia="FangSong" w:ascii="Times New Roman" w:hAnsi="Times New Roman"/>
+          <w:b w:val="0"/>
+          <w:i w:val="0"/>
+          <w:iCs/>
+          <w:sz w:val="21"/>
+        </w:rPr>
+        <w:t xml:space="preserve">和</w:t>
+      </w:r>
+      <w:r>
+        <w:rPr>
+          <w:b w:val="0"/>
+          <w:i w:val="0"/>
+          <w:iCs/>
+          <w:sz w:val="21"/>
+        </w:rPr>
+        <w:t xml:space="preserve"> AgCl </w:t>
+      </w:r>
+      <w:r>
+        <w:rPr>
+          <w:rFonts w:hint="eastAsia" w:eastAsia="FangSong" w:ascii="Times New Roman" w:hAnsi="Times New Roman"/>
+          <w:b w:val="0"/>
+          <w:i w:val="0"/>
+          <w:iCs/>
+          <w:sz w:val="21"/>
+        </w:rPr>
+        <w:t xml:space="preserve">溶解度的影响（s₀</w:t>
+      </w:r>
+      <w:r>
+        <w:rPr>
+          <w:b w:val="0"/>
+          <w:i w:val="0"/>
+          <w:iCs/>
+          <w:sz w:val="21"/>
+        </w:rPr>
+        <w:t xml:space="preserve"> </w:t>
+      </w:r>
+      <w:r>
+        <w:rPr>
+          <w:rFonts w:hint="eastAsia" w:eastAsia="FangSong" w:ascii="Times New Roman" w:hAnsi="Times New Roman"/>
+          <w:b w:val="0"/>
+          <w:i w:val="0"/>
+          <w:iCs/>
+          <w:sz w:val="21"/>
+        </w:rPr>
+        <w:t xml:space="preserve">为纯水中的溶解度，s</w:t>
+      </w:r>
+      <w:r>
+        <w:rPr>
+          <w:b w:val="0"/>
+          <w:i w:val="0"/>
+          <w:iCs/>
+          <w:sz w:val="21"/>
+        </w:rPr>
+        <w:t xml:space="preserve"> </w:t>
+      </w:r>
+      <w:r>
+        <w:rPr>
+          <w:rFonts w:hint="eastAsia" w:eastAsia="FangSong" w:ascii="Times New Roman" w:hAnsi="Times New Roman"/>
+          <w:b w:val="0"/>
+          <w:i w:val="0"/>
+          <w:iCs/>
+          <w:sz w:val="21"/>
+        </w:rPr>
+        <w:t xml:space="preserve">为</w:t>
+      </w:r>
+      <w:r>
+        <w:rPr>
+          <w:b w:val="0"/>
+          <w:i w:val="0"/>
+          <w:iCs/>
+          <w:sz w:val="21"/>
+        </w:rPr>
+        <w:t xml:space="preserve"> KNO₃ </w:t>
+      </w:r>
+      <w:r>
+        <w:rPr>
+          <w:rFonts w:hint="eastAsia" w:eastAsia="FangSong" w:ascii="Times New Roman" w:hAnsi="Times New Roman"/>
+          <w:b w:val="0"/>
+          <w:i w:val="0"/>
+          <w:iCs/>
+          <w:sz w:val="21"/>
+        </w:rPr>
+        <w:t xml:space="preserve">溶液中的溶解度）——随惰性电解质浓度增大，难溶盐的溶解度先略降（同离子效应主导）后显著升高（盐效应主导）。一般而言盐效应的影响远小于同离子效应，在稀溶液中可忽略（普化原理第4版</w:t>
+      </w:r>
+      <w:r>
+        <w:rPr>
+          <w:b w:val="0"/>
+          <w:i w:val="0"/>
+          <w:iCs/>
+          <w:sz w:val="21"/>
+        </w:rPr>
+        <w:t xml:space="preserve"> </w:t>
+      </w:r>
+      <w:r>
+        <w:rPr>
+          <w:rFonts w:hint="eastAsia" w:eastAsia="FangSong" w:ascii="Times New Roman" w:hAnsi="Times New Roman"/>
+          <w:b w:val="0"/>
+          <w:i w:val="0"/>
+          <w:iCs/>
+          <w:sz w:val="21"/>
+        </w:rPr>
+        <w:t xml:space="preserve">图9.1）</w:t>
+      </w:r>
+    </w:p>
+    <w:bookmarkEnd w:id="32"/>
+    <w:bookmarkStart w:id="33" w:name="沉淀的溶解与转化"/>
     <w:p>
       <w:pPr>
         <w:pStyle w:val="Heading3"/>
@@ -13166,7 +13650,7 @@
           <w:p>
             <w:pPr>
               <w:pStyle w:val="Compact"/>
-              <w:jc w:val="left"/>
+              <w:jc w:val="center"/>
             </w:pPr>
             <w:r>
               <w:rPr>
@@ -13182,7 +13666,7 @@
           <w:p>
             <w:pPr>
               <w:pStyle w:val="Compact"/>
-              <w:jc w:val="left"/>
+              <w:jc w:val="center"/>
             </w:pPr>
             <w:r>
               <w:rPr>
@@ -13198,7 +13682,7 @@
           <w:p>
             <w:pPr>
               <w:pStyle w:val="Compact"/>
-              <w:jc w:val="left"/>
+              <w:jc w:val="center"/>
             </w:pPr>
             <w:r>
               <w:rPr>
@@ -13216,7 +13700,7 @@
           <w:p>
             <w:pPr>
               <w:pStyle w:val="Compact"/>
-              <w:jc w:val="left"/>
+              <w:jc w:val="center"/>
             </w:pPr>
             <w:r>
               <w:rPr>
@@ -13233,7 +13717,7 @@
           <w:p>
             <w:pPr>
               <w:pStyle w:val="Compact"/>
-              <w:jc w:val="left"/>
+              <w:jc w:val="center"/>
             </w:pPr>
             <w:r>
               <w:rPr>
@@ -13286,7 +13770,7 @@
           <w:p>
             <w:pPr>
               <w:pStyle w:val="Compact"/>
-              <w:jc w:val="left"/>
+              <w:jc w:val="center"/>
             </w:pPr>
             <w:r>
               <w:rPr>
@@ -13309,7 +13793,7 @@
           <w:p>
             <w:pPr>
               <w:pStyle w:val="Compact"/>
-              <w:jc w:val="left"/>
+              <w:jc w:val="center"/>
             </w:pPr>
             <w:r>
               <w:rPr>
@@ -13326,7 +13810,7 @@
           <w:p>
             <w:pPr>
               <w:pStyle w:val="Compact"/>
-              <w:jc w:val="left"/>
+              <w:jc w:val="center"/>
             </w:pPr>
             <w:r>
               <w:rPr>
@@ -13341,7 +13825,7 @@
           <w:p>
             <w:pPr>
               <w:pStyle w:val="Compact"/>
-              <w:jc w:val="left"/>
+              <w:jc w:val="center"/>
             </w:pPr>
             <w:r>
               <w:rPr>
@@ -13399,7 +13883,7 @@
           <w:p>
             <w:pPr>
               <w:pStyle w:val="Compact"/>
-              <w:jc w:val="left"/>
+              <w:jc w:val="center"/>
             </w:pPr>
             <w:r>
               <w:rPr>
@@ -13416,7 +13900,7 @@
           <w:p>
             <w:pPr>
               <w:pStyle w:val="Compact"/>
-              <w:jc w:val="left"/>
+              <w:jc w:val="center"/>
             </w:pPr>
             <w:r>
               <w:rPr>
@@ -13431,7 +13915,7 @@
           <w:p>
             <w:pPr>
               <w:pStyle w:val="Compact"/>
-              <w:jc w:val="left"/>
+              <w:jc w:val="center"/>
             </w:pPr>
             <w:r>
               <w:rPr>
@@ -13510,6 +13994,12 @@
       <m:oMathPara>
         <m:oMathParaPr>
           <m:jc m:val="center"/>
+          <m:ctrlPr>
+            <w:rPr>
+              <w:sz w:val="28"/>
+              <w:szCs w:val="28"/>
+            </w:rPr>
+          </m:ctrlPr>
         </m:oMathParaPr>
         <m:oMath>
           <m:sSub>
@@ -13718,6 +14208,12 @@
       <m:oMathPara>
         <m:oMathParaPr>
           <m:jc m:val="center"/>
+          <m:ctrlPr>
+            <w:rPr>
+              <w:sz w:val="28"/>
+              <w:szCs w:val="28"/>
+            </w:rPr>
+          </m:ctrlPr>
         </m:oMathParaPr>
         <m:oMath>
           <m:r>
@@ -14054,8 +14550,8 @@
         </m:oMath>
       </m:oMathPara>
     </w:p>
-    <w:bookmarkEnd w:id="30"/>
-    <w:bookmarkStart w:id="31" w:name="分步沉淀"/>
+    <w:bookmarkEnd w:id="33"/>
+    <w:bookmarkStart w:id="37" w:name="分步沉淀"/>
     <w:p>
       <w:pPr>
         <w:pStyle w:val="Heading3"/>
@@ -14135,6 +14631,14 @@
         <w:t xml:space="preserve">：</w:t>
       </w:r>
       <m:oMath>
+        <m:oMathPr>
+          <m:ctrlPr>
+            <w:rPr>
+              <w:sz w:val="28"/>
+              <w:szCs w:val="28"/>
+            </w:rPr>
+          </m:ctrlPr>
+        </m:oMathPr>
         <m:r>
           <m:rPr>
             <m:sty m:val="p"/>
@@ -14389,6 +14893,14 @@
         <w:t xml:space="preserve"> </w:t>
       </w:r>
       <m:oMath>
+        <m:oMathPr>
+          <m:ctrlPr>
+            <w:rPr>
+              <w:sz w:val="28"/>
+              <w:szCs w:val="28"/>
+            </w:rPr>
+          </m:ctrlPr>
+        </m:oMathPr>
         <m:r>
           <m:rPr>
             <m:sty m:val="p"/>
@@ -14565,6 +15077,14 @@
         </w:numPr>
       </w:pPr>
       <m:oMath>
+        <m:oMathPr>
+          <m:ctrlPr>
+            <w:rPr>
+              <w:sz w:val="28"/>
+              <w:szCs w:val="28"/>
+            </w:rPr>
+          </m:ctrlPr>
+        </m:oMathPr>
         <m:sSub>
           <m:e>
             <m:r>
@@ -14627,6 +15147,14 @@
         <w:t xml:space="preserve"> </w:t>
       </w:r>
       <m:oMath>
+        <m:oMathPr>
+          <m:ctrlPr>
+            <w:rPr>
+              <w:sz w:val="28"/>
+              <w:szCs w:val="28"/>
+            </w:rPr>
+          </m:ctrlPr>
+        </m:oMathPr>
         <m:r>
           <m:rPr>
             <m:sty m:val="p"/>
@@ -14851,6 +15379,14 @@
         <w:t xml:space="preserve"> </w:t>
       </w:r>
       <m:oMath>
+        <m:oMathPr>
+          <m:ctrlPr>
+            <w:rPr>
+              <w:sz w:val="28"/>
+              <w:szCs w:val="28"/>
+            </w:rPr>
+          </m:ctrlPr>
+        </m:oMathPr>
         <m:sSub>
           <m:e>
             <m:r>
@@ -14960,6 +15496,14 @@
         <w:t xml:space="preserve"> </w:t>
       </w:r>
       <m:oMath>
+        <m:oMathPr>
+          <m:ctrlPr>
+            <w:rPr>
+              <w:sz w:val="28"/>
+              <w:szCs w:val="28"/>
+            </w:rPr>
+          </m:ctrlPr>
+        </m:oMathPr>
         <m:r>
           <m:t>1.6</m:t>
         </m:r>
@@ -15079,15 +15623,257 @@
       </w:r>
     </w:p>
     <w:p>
+      <w:pPr>
+        <w:pStyle w:val="BodyText"/>
+        <w:jc w:val="center"/>
+      </w:pPr>
+      <w:r>
+        <w:rPr>
+          <w:b w:val="0"/>
+          <w:i w:val="0"/>
+          <w:sz w:val="21"/>
+        </w:rPr>
+        <w:drawing>
+          <wp:inline>
+            <wp:extent cx="5334000" cy="4338785"/>
+            <wp:effectExtent b="0" l="0" r="0" t="0"/>
+            <wp:docPr descr="一些金属硫化物的溶解度与 pH 关系" title="" id="35" name="Picture"/>
+            <a:graphic>
+              <a:graphicData uri="http://schemas.openxmlformats.org/drawingml/2006/picture">
+                <pic:pic>
+                  <pic:nvPicPr>
+                    <pic:cNvPr descr="media/9-2-sulfide-solubility-pH.jpg" id="36" name="Picture"/>
+                    <pic:cNvPicPr>
+                      <a:picLocks noChangeArrowheads="1" noChangeAspect="1"/>
+                    </pic:cNvPicPr>
+                  </pic:nvPicPr>
+                  <pic:blipFill>
+                    <a:blip r:embed="rId34"/>
+                    <a:stretch>
+                      <a:fillRect/>
+                    </a:stretch>
+                  </pic:blipFill>
+                  <pic:spPr bwMode="auto">
+                    <a:xfrm>
+                      <a:off x="0" y="0"/>
+                      <a:ext cx="5334000" cy="4338785"/>
+                    </a:xfrm>
+                    <a:prstGeom prst="rect">
+                      <a:avLst/>
+                    </a:prstGeom>
+                    <a:noFill/>
+                    <a:ln w="9525">
+                      <a:noFill/>
+                      <a:headEnd/>
+                      <a:tailEnd/>
+                    </a:ln>
+                  </pic:spPr>
+                </pic:pic>
+              </a:graphicData>
+            </a:graphic>
+          </wp:inline>
+        </w:drawing>
+      </w:r>
+      <w:r>
+        <w:rPr>
+          <w:b w:val="0"/>
+          <w:i w:val="0"/>
+          <w:sz w:val="21"/>
+        </w:rPr>
+        <w:t xml:space="preserve"> </w:t>
+      </w:r>
+      <w:r>
+        <w:rPr>
+          <w:rFonts w:hint="eastAsia" w:eastAsia="FangSong" w:ascii="Times New Roman" w:hAnsi="Times New Roman"/>
+          <w:b w:val="0"/>
+          <w:i w:val="0"/>
+          <w:iCs/>
+          <w:sz w:val="21"/>
+        </w:rPr>
+        <w:t xml:space="preserve">图</w:t>
+      </w:r>
+      <w:r>
+        <w:rPr>
+          <w:b w:val="0"/>
+          <w:i w:val="0"/>
+          <w:iCs/>
+          <w:sz w:val="21"/>
+        </w:rPr>
+        <w:t xml:space="preserve"> </w:t>
+      </w:r>
+      <w:r>
+        <w:rPr>
+          <w:rFonts w:hint="eastAsia" w:eastAsia="FangSong" w:ascii="Times New Roman" w:hAnsi="Times New Roman"/>
+          <w:b w:val="0"/>
+          <w:i w:val="0"/>
+          <w:iCs/>
+          <w:sz w:val="21"/>
+        </w:rPr>
+        <w:t xml:space="preserve">一些金属硫化物的溶解度与</w:t>
+      </w:r>
+      <w:r>
+        <w:rPr>
+          <w:b w:val="0"/>
+          <w:i w:val="0"/>
+          <w:iCs/>
+          <w:sz w:val="21"/>
+        </w:rPr>
+        <w:t xml:space="preserve"> pH </w:t>
+      </w:r>
+      <w:r>
+        <w:rPr>
+          <w:rFonts w:hint="eastAsia" w:eastAsia="FangSong" w:ascii="Times New Roman" w:hAnsi="Times New Roman"/>
+          <w:b w:val="0"/>
+          <w:i w:val="0"/>
+          <w:iCs/>
+          <w:sz w:val="21"/>
+        </w:rPr>
+        <w:t xml:space="preserve">关系——不同金属硫化物沉淀所需的</w:t>
+      </w:r>
+      <w:r>
+        <w:rPr>
+          <w:b w:val="0"/>
+          <w:i w:val="0"/>
+          <w:iCs/>
+          <w:sz w:val="21"/>
+        </w:rPr>
+        <w:t xml:space="preserve"> pH </w:t>
+      </w:r>
+      <w:r>
+        <w:rPr>
+          <w:rFonts w:hint="eastAsia" w:eastAsia="FangSong" w:ascii="Times New Roman" w:hAnsi="Times New Roman"/>
+          <w:b w:val="0"/>
+          <w:i w:val="0"/>
+          <w:iCs/>
+          <w:sz w:val="21"/>
+        </w:rPr>
+        <w:t xml:space="preserve">差异显著，ZnS</w:t>
+      </w:r>
+      <w:r>
+        <w:rPr>
+          <w:b w:val="0"/>
+          <w:i w:val="0"/>
+          <w:iCs/>
+          <w:sz w:val="21"/>
+        </w:rPr>
+        <w:t xml:space="preserve"> </w:t>
+      </w:r>
+      <w:r>
+        <w:rPr>
+          <w:rFonts w:hint="eastAsia" w:eastAsia="FangSong" w:ascii="Times New Roman" w:hAnsi="Times New Roman"/>
+          <w:b w:val="0"/>
+          <w:i w:val="0"/>
+          <w:iCs/>
+          <w:sz w:val="21"/>
+        </w:rPr>
+        <w:t xml:space="preserve">需</w:t>
+      </w:r>
+      <w:r>
+        <w:rPr>
+          <w:b w:val="0"/>
+          <w:i w:val="0"/>
+          <w:iCs/>
+          <w:sz w:val="21"/>
+        </w:rPr>
+        <w:t xml:space="preserve"> pH&gt;1 </w:t>
+      </w:r>
+      <w:r>
+        <w:rPr>
+          <w:rFonts w:hint="eastAsia" w:eastAsia="FangSong" w:ascii="Times New Roman" w:hAnsi="Times New Roman"/>
+          <w:b w:val="0"/>
+          <w:i w:val="0"/>
+          <w:iCs/>
+          <w:sz w:val="21"/>
+        </w:rPr>
+        <w:t xml:space="preserve">才完全沉淀，而</w:t>
+      </w:r>
+      <w:r>
+        <w:rPr>
+          <w:b w:val="0"/>
+          <w:i w:val="0"/>
+          <w:iCs/>
+          <w:sz w:val="21"/>
+        </w:rPr>
+        <w:t xml:space="preserve"> MnS </w:t>
+      </w:r>
+      <w:r>
+        <w:rPr>
+          <w:rFonts w:hint="eastAsia" w:eastAsia="FangSong" w:ascii="Times New Roman" w:hAnsi="Times New Roman"/>
+          <w:b w:val="0"/>
+          <w:i w:val="0"/>
+          <w:iCs/>
+          <w:sz w:val="21"/>
+        </w:rPr>
+        <w:t xml:space="preserve">需</w:t>
+      </w:r>
+      <w:r>
+        <w:rPr>
+          <w:b w:val="0"/>
+          <w:i w:val="0"/>
+          <w:iCs/>
+          <w:sz w:val="21"/>
+        </w:rPr>
+        <w:t xml:space="preserve"> </w:t>
+      </w:r>
+      <w:r>
+        <w:rPr>
+          <w:rFonts w:hint="eastAsia" w:eastAsia="FangSong" w:ascii="Times New Roman" w:hAnsi="Times New Roman"/>
+          <w:b w:val="0"/>
+          <w:i w:val="0"/>
+          <w:iCs/>
+          <w:sz w:val="21"/>
+        </w:rPr>
+        <w:t xml:space="preserve">pH&gt;7。这一差异被广泛用于金属离子的分离与鉴定，是定性分析中</w:t>
+      </w:r>
+      <w:r>
+        <w:rPr>
+          <w:b w:val="0"/>
+          <w:i w:val="0"/>
+          <w:iCs/>
+          <w:sz w:val="21"/>
+        </w:rPr>
+        <w:t xml:space="preserve"> H₂S </w:t>
+      </w:r>
+      <w:r>
+        <w:rPr>
+          <w:rFonts w:hint="eastAsia" w:eastAsia="FangSong" w:ascii="Times New Roman" w:hAnsi="Times New Roman"/>
+          <w:b w:val="0"/>
+          <w:i w:val="0"/>
+          <w:iCs/>
+          <w:sz w:val="21"/>
+        </w:rPr>
+        <w:t xml:space="preserve">系统分组沉淀的理论基础（普化原理第4版</w:t>
+      </w:r>
+      <w:r>
+        <w:rPr>
+          <w:b w:val="0"/>
+          <w:i w:val="0"/>
+          <w:iCs/>
+          <w:sz w:val="21"/>
+        </w:rPr>
+        <w:t xml:space="preserve"> </w:t>
+      </w:r>
+      <w:r>
+        <w:rPr>
+          <w:rFonts w:hint="eastAsia" w:eastAsia="FangSong" w:ascii="Times New Roman" w:hAnsi="Times New Roman"/>
+          <w:b w:val="0"/>
+          <w:i w:val="0"/>
+          <w:iCs/>
+          <w:sz w:val="21"/>
+        </w:rPr>
+        <w:t xml:space="preserve">图9.2）</w:t>
+      </w:r>
+    </w:p>
+    <w:p>
       <w:r>
         <w:pict>
           <v:rect style="width:0;height:1.5pt" o:hralign="center" o:hrstd="t" o:hr="t"/>
         </w:pict>
       </w:r>
     </w:p>
-    <w:bookmarkEnd w:id="31"/>
-    <w:bookmarkEnd w:id="32"/>
-    <w:bookmarkStart w:id="35" w:name="六配位平衡"/>
+    <w:bookmarkEnd w:id="37"/>
+    <w:bookmarkEnd w:id="38"/>
+    <w:bookmarkStart w:id="41" w:name="六配位平衡"/>
     <w:p>
       <w:pPr>
         <w:pStyle w:val="Heading2"/>
@@ -15099,7 +15885,7 @@
         <w:t xml:space="preserve">六、配位平衡</w:t>
       </w:r>
     </w:p>
-    <w:bookmarkStart w:id="33" w:name="稳定常数与不稳定常数"/>
+    <w:bookmarkStart w:id="39" w:name="稳定常数与不稳定常数"/>
     <w:p>
       <w:pPr>
         <w:pStyle w:val="Heading3"/>
@@ -15161,6 +15947,12 @@
       <m:oMathPara>
         <m:oMathParaPr>
           <m:jc m:val="center"/>
+          <m:ctrlPr>
+            <w:rPr>
+              <w:sz w:val="28"/>
+              <w:szCs w:val="28"/>
+            </w:rPr>
+          </m:ctrlPr>
         </m:oMathParaPr>
         <m:oMath>
           <m:r>
@@ -15348,7 +16140,7 @@
           <w:p>
             <w:pPr>
               <w:pStyle w:val="Compact"/>
-              <w:jc w:val="left"/>
+              <w:jc w:val="center"/>
             </w:pPr>
             <w:r>
               <w:rPr>
@@ -15364,7 +16156,7 @@
           <w:p>
             <w:pPr>
               <w:pStyle w:val="Compact"/>
-              <w:jc w:val="left"/>
+              <w:jc w:val="center"/>
             </w:pPr>
             <w:r>
               <w:rPr>
@@ -15441,7 +16233,7 @@
           <w:p>
             <w:pPr>
               <w:pStyle w:val="Compact"/>
-              <w:jc w:val="left"/>
+              <w:jc w:val="center"/>
             </w:pPr>
             <w:r>
               <w:rPr>
@@ -15456,7 +16248,7 @@
           <w:p>
             <w:pPr>
               <w:pStyle w:val="Compact"/>
-              <w:jc w:val="left"/>
+              <w:jc w:val="center"/>
             </w:pPr>
             <m:oMath>
               <m:sSub>
@@ -15775,7 +16567,7 @@
           <w:p>
             <w:pPr>
               <w:pStyle w:val="Compact"/>
-              <w:jc w:val="left"/>
+              <w:jc w:val="center"/>
             </w:pPr>
             <w:r>
               <w:rPr>
@@ -15790,7 +16582,7 @@
           <w:p>
             <w:pPr>
               <w:pStyle w:val="Compact"/>
-              <w:jc w:val="left"/>
+              <w:jc w:val="center"/>
             </w:pPr>
             <m:oMath>
               <m:sSub>
@@ -16095,6 +16887,14 @@
         <w:t xml:space="preserve"> </w:t>
       </w:r>
       <m:oMath>
+        <m:oMathPr>
+          <m:ctrlPr>
+            <w:rPr>
+              <w:sz w:val="28"/>
+              <w:szCs w:val="28"/>
+            </w:rPr>
+          </m:ctrlPr>
+        </m:oMathPr>
         <m:sSub>
           <m:e>
             <m:r>
@@ -16201,6 +17001,12 @@
       <m:oMathPara>
         <m:oMathParaPr>
           <m:jc m:val="center"/>
+          <m:ctrlPr>
+            <w:rPr>
+              <w:sz w:val="28"/>
+              <w:szCs w:val="28"/>
+            </w:rPr>
+          </m:ctrlPr>
         </m:oMathParaPr>
         <m:oMath>
           <m:sSub>
@@ -16352,8 +17158,8 @@
         <w:t xml:space="preserve">。</w:t>
       </w:r>
     </w:p>
-    <w:bookmarkEnd w:id="33"/>
-    <w:bookmarkStart w:id="34" w:name="配位平衡的移动"/>
+    <w:bookmarkEnd w:id="39"/>
+    <w:bookmarkStart w:id="40" w:name="配位平衡的移动"/>
     <w:p>
       <w:pPr>
         <w:pStyle w:val="Heading3"/>
@@ -16399,7 +17205,7 @@
           <w:p>
             <w:pPr>
               <w:pStyle w:val="Compact"/>
-              <w:jc w:val="left"/>
+              <w:jc w:val="center"/>
             </w:pPr>
             <w:r>
               <w:rPr>
@@ -16415,7 +17221,7 @@
           <w:p>
             <w:pPr>
               <w:pStyle w:val="Compact"/>
-              <w:jc w:val="left"/>
+              <w:jc w:val="center"/>
             </w:pPr>
             <w:r>
               <w:rPr>
@@ -16433,7 +17239,7 @@
           <w:p>
             <w:pPr>
               <w:pStyle w:val="Compact"/>
-              <w:jc w:val="left"/>
+              <w:jc w:val="center"/>
             </w:pPr>
             <w:r>
               <w:rPr>
@@ -16450,7 +17256,7 @@
           <w:p>
             <w:pPr>
               <w:pStyle w:val="Compact"/>
-              <w:jc w:val="left"/>
+              <w:jc w:val="center"/>
             </w:pPr>
             <m:oMath>
               <m:sSup>
@@ -16493,7 +17299,7 @@
           <w:p>
             <w:pPr>
               <w:pStyle w:val="Compact"/>
-              <w:jc w:val="left"/>
+              <w:jc w:val="center"/>
             </w:pPr>
             <w:r>
               <w:rPr>
@@ -16510,7 +17316,7 @@
           <w:p>
             <w:pPr>
               <w:pStyle w:val="Compact"/>
-              <w:jc w:val="left"/>
+              <w:jc w:val="center"/>
             </w:pPr>
             <m:oMath>
               <m:sSup>
@@ -16559,7 +17365,7 @@
           <w:p>
             <w:pPr>
               <w:pStyle w:val="Compact"/>
-              <w:jc w:val="left"/>
+              <w:jc w:val="center"/>
             </w:pPr>
             <w:r>
               <w:rPr>
@@ -16576,7 +17382,7 @@
           <w:p>
             <w:pPr>
               <w:pStyle w:val="Compact"/>
-              <w:jc w:val="left"/>
+              <w:jc w:val="center"/>
             </w:pPr>
             <w:r>
               <w:rPr>
@@ -16733,7 +17539,7 @@
           <w:p>
             <w:pPr>
               <w:pStyle w:val="Compact"/>
-              <w:jc w:val="left"/>
+              <w:jc w:val="center"/>
             </w:pPr>
             <w:r>
               <w:rPr>
@@ -16750,7 +17556,7 @@
           <w:p>
             <w:pPr>
               <w:pStyle w:val="Compact"/>
-              <w:jc w:val="left"/>
+              <w:jc w:val="center"/>
             </w:pPr>
             <w:r>
               <w:rPr>
@@ -16995,6 +17801,14 @@
         <w:t xml:space="preserve">溶于氨水：</w:t>
       </w:r>
       <m:oMath>
+        <m:oMathPr>
+          <m:ctrlPr>
+            <w:rPr>
+              <w:sz w:val="28"/>
+              <w:szCs w:val="28"/>
+            </w:rPr>
+          </m:ctrlPr>
+        </m:oMathPr>
         <m:r>
           <m:rPr>
             <m:sty m:val="p"/>
@@ -17176,6 +17990,14 @@
         <w:t xml:space="preserve">总平衡常数：</w:t>
       </w:r>
       <m:oMath>
+        <m:oMathPr>
+          <m:ctrlPr>
+            <w:rPr>
+              <w:sz w:val="28"/>
+              <w:szCs w:val="28"/>
+            </w:rPr>
+          </m:ctrlPr>
+        </m:oMathPr>
         <m:r>
           <m:t>K</m:t>
         </m:r>
@@ -17384,6 +18206,14 @@
         <w:t xml:space="preserve"> </w:t>
       </w:r>
       <m:oMath>
+        <m:oMathPr>
+          <m:ctrlPr>
+            <w:rPr>
+              <w:sz w:val="28"/>
+              <w:szCs w:val="28"/>
+            </w:rPr>
+          </m:ctrlPr>
+        </m:oMathPr>
         <m:r>
           <m:rPr>
             <m:sty m:val="p"/>
@@ -17437,9 +18267,9 @@
         </w:pict>
       </w:r>
     </w:p>
-    <w:bookmarkEnd w:id="34"/>
-    <w:bookmarkEnd w:id="35"/>
-    <w:bookmarkStart w:id="39" w:name="七规律与方法"/>
+    <w:bookmarkEnd w:id="40"/>
+    <w:bookmarkEnd w:id="41"/>
+    <w:bookmarkStart w:id="45" w:name="七规律与方法"/>
     <w:p>
       <w:pPr>
         <w:pStyle w:val="Heading2"/>
@@ -17451,7 +18281,7 @@
         <w:t xml:space="preserve">七、规律与方法</w:t>
       </w:r>
     </w:p>
-    <w:bookmarkStart w:id="36" w:name="水中平衡分析的统一框架"/>
+    <w:bookmarkStart w:id="42" w:name="水中平衡分析的统一框架"/>
     <w:p>
       <w:pPr>
         <w:pStyle w:val="Heading3"/>
@@ -17612,8 +18442,8 @@
         <w:t xml:space="preserve">得到结果并检验合理性</w:t>
       </w:r>
     </w:p>
-    <w:bookmarkEnd w:id="36"/>
-    <w:bookmarkStart w:id="37" w:name="多重平衡耦合的处理方法"/>
+    <w:bookmarkEnd w:id="42"/>
+    <w:bookmarkStart w:id="43" w:name="多重平衡耦合的处理方法"/>
     <w:p>
       <w:pPr>
         <w:pStyle w:val="Heading3"/>
@@ -17660,6 +18490,14 @@
         <w:t xml:space="preserve"> </w:t>
       </w:r>
       <m:oMath>
+        <m:oMathPr>
+          <m:ctrlPr>
+            <w:rPr>
+              <w:sz w:val="28"/>
+              <w:szCs w:val="28"/>
+            </w:rPr>
+          </m:ctrlPr>
+        </m:oMathPr>
         <m:sSub>
           <m:e>
             <m:r>
@@ -17735,6 +18573,14 @@
         <w:t xml:space="preserve"> </w:t>
       </w:r>
       <m:oMath>
+        <m:oMathPr>
+          <m:ctrlPr>
+            <w:rPr>
+              <w:sz w:val="28"/>
+              <w:szCs w:val="28"/>
+            </w:rPr>
+          </m:ctrlPr>
+        </m:oMathPr>
         <m:sSub>
           <m:e>
             <m:r>
@@ -17821,6 +18667,14 @@
         <w:t xml:space="preserve"> </w:t>
       </w:r>
       <m:oMath>
+        <m:oMathPr>
+          <m:ctrlPr>
+            <w:rPr>
+              <w:sz w:val="28"/>
+              <w:szCs w:val="28"/>
+            </w:rPr>
+          </m:ctrlPr>
+        </m:oMathPr>
         <m:sSub>
           <m:e>
             <m:r>
@@ -17865,8 +18719,8 @@
         </m:sSubSup>
       </m:oMath>
     </w:p>
-    <w:bookmarkEnd w:id="37"/>
-    <w:bookmarkStart w:id="38" w:name="常见误区"/>
+    <w:bookmarkEnd w:id="43"/>
+    <w:bookmarkStart w:id="44" w:name="常见误区"/>
     <w:p>
       <w:pPr>
         <w:pStyle w:val="Heading3"/>
@@ -17925,6 +18779,14 @@
         <w:t xml:space="preserve"> </w:t>
       </w:r>
       <m:oMath>
+        <m:oMathPr>
+          <m:ctrlPr>
+            <w:rPr>
+              <w:sz w:val="28"/>
+              <w:szCs w:val="28"/>
+            </w:rPr>
+          </m:ctrlPr>
+        </m:oMathPr>
         <m:r>
           <m:rPr>
             <m:sty m:val="p"/>
@@ -18386,9 +19248,9 @@
         </w:pict>
       </w:r>
     </w:p>
-    <w:bookmarkEnd w:id="38"/>
-    <w:bookmarkEnd w:id="39"/>
-    <w:bookmarkStart w:id="45" w:name="八典型例题"/>
+    <w:bookmarkEnd w:id="44"/>
+    <w:bookmarkEnd w:id="45"/>
+    <w:bookmarkStart w:id="54" w:name="八典型例题"/>
     <w:p>
       <w:pPr>
         <w:pStyle w:val="Heading2"/>
@@ -18400,7 +19262,7 @@
         <w:t xml:space="preserve">八、典型例题</w:t>
       </w:r>
     </w:p>
-    <w:bookmarkStart w:id="40" w:name="例-1-brønsted-共轭酸碱对判断"/>
+    <w:bookmarkStart w:id="46" w:name="例-1-brønsted-共轭酸碱对判断"/>
     <w:p>
       <w:pPr>
         <w:pStyle w:val="Heading3"/>
@@ -18548,6 +19410,14 @@
         <w:t xml:space="preserve"> </w:t>
       </w:r>
       <m:oMath>
+        <m:oMathPr>
+          <m:ctrlPr>
+            <w:rPr>
+              <w:sz w:val="28"/>
+              <w:szCs w:val="28"/>
+            </w:rPr>
+          </m:ctrlPr>
+        </m:oMathPr>
         <m:sSub>
           <m:e>
             <m:r>
@@ -18631,6 +19501,14 @@
         <w:t xml:space="preserve"> </w:t>
       </w:r>
       <m:oMath>
+        <m:oMathPr>
+          <m:ctrlPr>
+            <w:rPr>
+              <w:sz w:val="28"/>
+              <w:szCs w:val="28"/>
+            </w:rPr>
+          </m:ctrlPr>
+        </m:oMathPr>
         <m:sSubSup>
           <m:e>
             <m:r>
@@ -18740,6 +19618,14 @@
         <w:t xml:space="preserve">（共轭酸）；</w:t>
       </w:r>
       <m:oMath>
+        <m:oMathPr>
+          <m:ctrlPr>
+            <w:rPr>
+              <w:sz w:val="28"/>
+              <w:szCs w:val="28"/>
+            </w:rPr>
+          </m:ctrlPr>
+        </m:oMathPr>
         <m:sSubSup>
           <m:e>
             <m:r>
@@ -18854,6 +19740,14 @@
         <w:t xml:space="preserve"> </w:t>
       </w:r>
       <m:oMath>
+        <m:oMathPr>
+          <m:ctrlPr>
+            <w:rPr>
+              <w:sz w:val="28"/>
+              <w:szCs w:val="28"/>
+            </w:rPr>
+          </m:ctrlPr>
+        </m:oMathPr>
         <m:sSub>
           <m:e>
             <m:r>
@@ -18951,6 +19845,14 @@
         <w:t xml:space="preserve"> </w:t>
       </w:r>
       <m:oMath>
+        <m:oMathPr>
+          <m:ctrlPr>
+            <w:rPr>
+              <w:sz w:val="28"/>
+              <w:szCs w:val="28"/>
+            </w:rPr>
+          </m:ctrlPr>
+        </m:oMathPr>
         <m:sSub>
           <m:e>
             <m:r>
@@ -19078,8 +19980,8 @@
         </w:pict>
       </w:r>
     </w:p>
-    <w:bookmarkEnd w:id="40"/>
-    <w:bookmarkStart w:id="41" w:name="例-2-一元弱酸-ph-计算假设-验证法"/>
+    <w:bookmarkEnd w:id="46"/>
+    <w:bookmarkStart w:id="47" w:name="例-2-一元弱酸-ph-计算假设-验证法"/>
     <w:p>
       <w:pPr>
         <w:pStyle w:val="Heading3"/>
@@ -19134,6 +20036,14 @@
         <w:t xml:space="preserve"> </w:t>
       </w:r>
       <m:oMath>
+        <m:oMathPr>
+          <m:ctrlPr>
+            <w:rPr>
+              <w:sz w:val="28"/>
+              <w:szCs w:val="28"/>
+            </w:rPr>
+          </m:ctrlPr>
+        </m:oMathPr>
         <m:sSub>
           <m:e>
             <m:r>
@@ -19220,6 +20130,14 @@
         <w:t xml:space="preserve"> </w:t>
       </w:r>
       <m:oMath>
+        <m:oMathPr>
+          <m:ctrlPr>
+            <w:rPr>
+              <w:sz w:val="28"/>
+              <w:szCs w:val="28"/>
+            </w:rPr>
+          </m:ctrlPr>
+        </m:oMathPr>
         <m:r>
           <m:t>1.0</m:t>
         </m:r>
@@ -19340,6 +20258,14 @@
         <w:t xml:space="preserve">：</w:t>
       </w:r>
       <m:oMath>
+        <m:oMathPr>
+          <m:ctrlPr>
+            <w:rPr>
+              <w:sz w:val="28"/>
+              <w:szCs w:val="28"/>
+            </w:rPr>
+          </m:ctrlPr>
+        </m:oMathPr>
         <m:r>
           <m:t>c</m:t>
         </m:r>
@@ -19504,6 +20430,14 @@
         <w:t xml:space="preserve">先尝试近似公式：</w:t>
       </w:r>
       <m:oMath>
+        <m:oMathPr>
+          <m:ctrlPr>
+            <w:rPr>
+              <w:sz w:val="28"/>
+              <w:szCs w:val="28"/>
+            </w:rPr>
+          </m:ctrlPr>
+        </m:oMathPr>
         <m:r>
           <m:rPr>
             <m:sty m:val="p"/>
@@ -19704,6 +20638,14 @@
         <w:t xml:space="preserve"> </w:t>
       </w:r>
       <m:oMath>
+        <m:oMathPr>
+          <m:ctrlPr>
+            <w:rPr>
+              <w:sz w:val="28"/>
+              <w:szCs w:val="28"/>
+            </w:rPr>
+          </m:ctrlPr>
+        </m:oMathPr>
         <m:r>
           <m:rPr>
             <m:sty m:val="p"/>
@@ -19830,6 +20772,12 @@
       <m:oMathPara>
         <m:oMathParaPr>
           <m:jc m:val="center"/>
+          <m:ctrlPr>
+            <w:rPr>
+              <w:sz w:val="28"/>
+              <w:szCs w:val="28"/>
+            </w:rPr>
+          </m:ctrlPr>
         </m:oMathParaPr>
         <m:oMath>
           <m:r>
@@ -20117,6 +21065,14 @@
         <w:t xml:space="preserve"> </w:t>
       </w:r>
       <m:oMath>
+        <m:oMathPr>
+          <m:ctrlPr>
+            <w:rPr>
+              <w:sz w:val="28"/>
+              <w:szCs w:val="28"/>
+            </w:rPr>
+          </m:ctrlPr>
+        </m:oMathPr>
         <m:sSub>
           <m:e>
             <m:r>
@@ -20167,6 +21123,14 @@
         <w:t xml:space="preserve"> </w:t>
       </w:r>
       <m:oMath>
+        <m:oMathPr>
+          <m:ctrlPr>
+            <w:rPr>
+              <w:sz w:val="28"/>
+              <w:szCs w:val="28"/>
+            </w:rPr>
+          </m:ctrlPr>
+        </m:oMathPr>
         <m:r>
           <m:rPr>
             <m:sty m:val="p"/>
@@ -20239,8 +21203,8 @@
         </w:pict>
       </w:r>
     </w:p>
-    <w:bookmarkEnd w:id="41"/>
-    <w:bookmarkStart w:id="42" w:name="例-3-缓冲溶液与沉淀溶解平衡的综合"/>
+    <w:bookmarkEnd w:id="47"/>
+    <w:bookmarkStart w:id="48" w:name="例-3-缓冲溶液与沉淀溶解平衡的综合"/>
     <w:p>
       <w:pPr>
         <w:pStyle w:val="Heading3"/>
@@ -20407,6 +21371,14 @@
         <w:t xml:space="preserve"> </w:t>
       </w:r>
       <m:oMath>
+        <m:oMathPr>
+          <m:ctrlPr>
+            <w:rPr>
+              <w:sz w:val="28"/>
+              <w:szCs w:val="28"/>
+            </w:rPr>
+          </m:ctrlPr>
+        </m:oMathPr>
         <m:sSub>
           <m:e>
             <m:r>
@@ -20463,6 +21435,14 @@
         <w:t xml:space="preserve">能否沉淀？（</w:t>
       </w:r>
       <m:oMath>
+        <m:oMathPr>
+          <m:ctrlPr>
+            <w:rPr>
+              <w:sz w:val="28"/>
+              <w:szCs w:val="28"/>
+            </w:rPr>
+          </m:ctrlPr>
+        </m:oMathPr>
         <m:sSub>
           <m:e>
             <m:r>
@@ -20576,6 +21556,14 @@
         <w:t xml:space="preserve">，</w:t>
       </w:r>
       <m:oMath>
+        <m:oMathPr>
+          <m:ctrlPr>
+            <w:rPr>
+              <w:sz w:val="28"/>
+              <w:szCs w:val="28"/>
+            </w:rPr>
+          </m:ctrlPr>
+        </m:oMathPr>
         <m:sSub>
           <m:e>
             <m:r>
@@ -20757,6 +21745,14 @@
         <w:t xml:space="preserve"> </w:t>
       </w:r>
       <m:oMath>
+        <m:oMathPr>
+          <m:ctrlPr>
+            <w:rPr>
+              <w:sz w:val="28"/>
+              <w:szCs w:val="28"/>
+            </w:rPr>
+          </m:ctrlPr>
+        </m:oMathPr>
         <m:sSub>
           <m:e>
             <m:r>
@@ -20847,6 +21843,14 @@
         <w:t xml:space="preserve">等体积混合后：</w:t>
       </w:r>
       <m:oMath>
+        <m:oMathPr>
+          <m:ctrlPr>
+            <w:rPr>
+              <w:sz w:val="28"/>
+              <w:szCs w:val="28"/>
+            </w:rPr>
+          </m:ctrlPr>
+        </m:oMathPr>
         <m:r>
           <m:rPr>
             <m:sty m:val="p"/>
@@ -20954,6 +21958,14 @@
         <w:t xml:space="preserve">，</w:t>
       </w:r>
       <m:oMath>
+        <m:oMathPr>
+          <m:ctrlPr>
+            <w:rPr>
+              <w:sz w:val="28"/>
+              <w:szCs w:val="28"/>
+            </w:rPr>
+          </m:ctrlPr>
+        </m:oMathPr>
         <m:r>
           <m:rPr>
             <m:sty m:val="p"/>
@@ -21055,6 +22067,14 @@
         <w:t xml:space="preserve">，</w:t>
       </w:r>
       <m:oMath>
+        <m:oMathPr>
+          <m:ctrlPr>
+            <w:rPr>
+              <w:sz w:val="28"/>
+              <w:szCs w:val="28"/>
+            </w:rPr>
+          </m:ctrlPr>
+        </m:oMathPr>
         <m:r>
           <m:rPr>
             <m:sty m:val="p"/>
@@ -21226,6 +22246,12 @@
       <m:oMathPara>
         <m:oMathParaPr>
           <m:jc m:val="center"/>
+          <m:ctrlPr>
+            <w:rPr>
+              <w:sz w:val="28"/>
+              <w:szCs w:val="28"/>
+            </w:rPr>
+          </m:ctrlPr>
         </m:oMathParaPr>
         <m:oMath>
           <m:r>
@@ -21486,6 +22512,12 @@
       <m:oMathPara>
         <m:oMathParaPr>
           <m:jc m:val="center"/>
+          <m:ctrlPr>
+            <w:rPr>
+              <w:sz w:val="28"/>
+              <w:szCs w:val="28"/>
+            </w:rPr>
+          </m:ctrlPr>
         </m:oMathParaPr>
         <m:oMath>
           <m:r>
@@ -21646,6 +22678,14 @@
         <w:t xml:space="preserve">离子积：</w:t>
       </w:r>
       <m:oMath>
+        <m:oMathPr>
+          <m:ctrlPr>
+            <w:rPr>
+              <w:sz w:val="28"/>
+              <w:szCs w:val="28"/>
+            </w:rPr>
+          </m:ctrlPr>
+        </m:oMathPr>
         <m:r>
           <m:t>Q</m:t>
         </m:r>
@@ -21881,6 +22921,14 @@
         <w:t xml:space="preserve"> </w:t>
       </w:r>
       <m:oMath>
+        <m:oMathPr>
+          <m:ctrlPr>
+            <w:rPr>
+              <w:sz w:val="28"/>
+              <w:szCs w:val="28"/>
+            </w:rPr>
+          </m:ctrlPr>
+        </m:oMathPr>
         <m:sSub>
           <m:e>
             <m:r>
@@ -21993,6 +23041,14 @@
         <w:t xml:space="preserve"> </w:t>
       </w:r>
       <m:oMath>
+        <m:oMathPr>
+          <m:ctrlPr>
+            <w:rPr>
+              <w:sz w:val="28"/>
+              <w:szCs w:val="28"/>
+            </w:rPr>
+          </m:ctrlPr>
+        </m:oMathPr>
         <m:r>
           <m:t>0.125</m:t>
         </m:r>
@@ -22089,6 +23145,12 @@
       <m:oMathPara>
         <m:oMathParaPr>
           <m:jc m:val="center"/>
+          <m:ctrlPr>
+            <w:rPr>
+              <w:sz w:val="28"/>
+              <w:szCs w:val="28"/>
+            </w:rPr>
+          </m:ctrlPr>
         </m:oMathParaPr>
         <m:oMath>
           <m:r>
@@ -22314,6 +23376,14 @@
         <w:t xml:space="preserve">代入缓冲公式：</w:t>
       </w:r>
       <m:oMath>
+        <m:oMathPr>
+          <m:ctrlPr>
+            <w:rPr>
+              <w:sz w:val="28"/>
+              <w:szCs w:val="28"/>
+            </w:rPr>
+          </m:ctrlPr>
+        </m:oMathPr>
         <m:r>
           <m:rPr>
             <m:sty m:val="p"/>
@@ -22469,6 +23539,12 @@
       <m:oMathPara>
         <m:oMathParaPr>
           <m:jc m:val="center"/>
+          <m:ctrlPr>
+            <w:rPr>
+              <w:sz w:val="28"/>
+              <w:szCs w:val="28"/>
+            </w:rPr>
+          </m:ctrlPr>
         </m:oMathParaPr>
         <m:oMath>
           <m:r>
@@ -22891,6 +23967,12 @@
       <m:oMathPara>
         <m:oMathParaPr>
           <m:jc m:val="center"/>
+          <m:ctrlPr>
+            <w:rPr>
+              <w:sz w:val="28"/>
+              <w:szCs w:val="28"/>
+            </w:rPr>
+          </m:ctrlPr>
         </m:oMathParaPr>
         <m:oMath>
           <m:r>
@@ -23023,8 +24105,8 @@
         </w:pict>
       </w:r>
     </w:p>
-    <w:bookmarkEnd w:id="42"/>
-    <w:bookmarkStart w:id="43" w:name="例-4-配位-沉淀多重平衡"/>
+    <w:bookmarkEnd w:id="48"/>
+    <w:bookmarkStart w:id="49" w:name="例-4-配位-沉淀多重平衡"/>
     <w:p>
       <w:pPr>
         <w:pStyle w:val="Heading3"/>
@@ -23070,6 +24152,14 @@
         <w:t xml:space="preserve"> </w:t>
       </w:r>
       <m:oMath>
+        <m:oMathPr>
+          <m:ctrlPr>
+            <w:rPr>
+              <w:sz w:val="28"/>
+              <w:szCs w:val="28"/>
+            </w:rPr>
+          </m:ctrlPr>
+        </m:oMathPr>
         <m:r>
           <m:t>0.10</m:t>
         </m:r>
@@ -23219,6 +24309,14 @@
         <w:t xml:space="preserve"> </w:t>
       </w:r>
       <m:oMath>
+        <m:oMathPr>
+          <m:ctrlPr>
+            <w:rPr>
+              <w:sz w:val="28"/>
+              <w:szCs w:val="28"/>
+            </w:rPr>
+          </m:ctrlPr>
+        </m:oMathPr>
         <m:r>
           <m:t>0.10</m:t>
         </m:r>
@@ -23328,6 +24426,14 @@
         <w:t xml:space="preserve"> </w:t>
       </w:r>
       <m:oMath>
+        <m:oMathPr>
+          <m:ctrlPr>
+            <w:rPr>
+              <w:sz w:val="28"/>
+              <w:szCs w:val="28"/>
+            </w:rPr>
+          </m:ctrlPr>
+        </m:oMathPr>
         <m:r>
           <m:rPr>
             <m:sty m:val="p"/>
@@ -23438,6 +24544,14 @@
         <w:t xml:space="preserve"> </w:t>
       </w:r>
       <m:oMath>
+        <m:oMathPr>
+          <m:ctrlPr>
+            <w:rPr>
+              <w:sz w:val="28"/>
+              <w:szCs w:val="28"/>
+            </w:rPr>
+          </m:ctrlPr>
+        </m:oMathPr>
         <m:sSub>
           <m:e>
             <m:r>
@@ -23579,6 +24693,14 @@
         <w:t xml:space="preserve">，</w:t>
       </w:r>
       <m:oMath>
+        <m:oMathPr>
+          <m:ctrlPr>
+            <w:rPr>
+              <w:sz w:val="28"/>
+              <w:szCs w:val="28"/>
+            </w:rPr>
+          </m:ctrlPr>
+        </m:oMathPr>
         <m:sSub>
           <m:e>
             <m:r>
@@ -23701,6 +24823,14 @@
         <w:t xml:space="preserve"> </w:t>
       </w:r>
       <m:oMath>
+        <m:oMathPr>
+          <m:ctrlPr>
+            <w:rPr>
+              <w:sz w:val="28"/>
+              <w:szCs w:val="28"/>
+            </w:rPr>
+          </m:ctrlPr>
+        </m:oMathPr>
         <m:r>
           <m:rPr>
             <m:sty m:val="p"/>
@@ -23831,6 +24961,14 @@
         <w:t xml:space="preserve"> </w:t>
       </w:r>
       <m:oMath>
+        <m:oMathPr>
+          <m:ctrlPr>
+            <w:rPr>
+              <w:sz w:val="28"/>
+              <w:szCs w:val="28"/>
+            </w:rPr>
+          </m:ctrlPr>
+        </m:oMathPr>
         <m:r>
           <m:t>x</m:t>
         </m:r>
@@ -23900,6 +25038,12 @@
       <m:oMathPara>
         <m:oMathParaPr>
           <m:jc m:val="center"/>
+          <m:ctrlPr>
+            <w:rPr>
+              <w:sz w:val="28"/>
+              <w:szCs w:val="28"/>
+            </w:rPr>
+          </m:ctrlPr>
         </m:oMathParaPr>
         <m:oMath>
           <m:sSup>
@@ -24065,6 +25209,14 @@
         <w:t xml:space="preserve">，</w:t>
       </w:r>
       <m:oMath>
+        <m:oMathPr>
+          <m:ctrlPr>
+            <w:rPr>
+              <w:sz w:val="28"/>
+              <w:szCs w:val="28"/>
+            </w:rPr>
+          </m:ctrlPr>
+        </m:oMathPr>
         <m:r>
           <m:t>0.10</m:t>
         </m:r>
@@ -24088,6 +25240,14 @@
         <w:t xml:space="preserve">，</w:t>
       </w:r>
       <m:oMath>
+        <m:oMathPr>
+          <m:ctrlPr>
+            <w:rPr>
+              <w:sz w:val="28"/>
+              <w:szCs w:val="28"/>
+            </w:rPr>
+          </m:ctrlPr>
+        </m:oMathPr>
         <m:r>
           <m:t>0.10</m:t>
         </m:r>
@@ -24109,6 +25269,12 @@
       <m:oMathPara>
         <m:oMathParaPr>
           <m:jc m:val="center"/>
+          <m:ctrlPr>
+            <w:rPr>
+              <w:sz w:val="28"/>
+              <w:szCs w:val="28"/>
+            </w:rPr>
+          </m:ctrlPr>
         </m:oMathParaPr>
         <m:oMath>
           <m:sSub>
@@ -24282,6 +25448,14 @@
         <w:t xml:space="preserve"> </w:t>
       </w:r>
       <m:oMath>
+        <m:oMathPr>
+          <m:ctrlPr>
+            <w:rPr>
+              <w:sz w:val="28"/>
+              <w:szCs w:val="28"/>
+            </w:rPr>
+          </m:ctrlPr>
+        </m:oMathPr>
         <m:r>
           <m:t>x</m:t>
         </m:r>
@@ -24385,6 +25559,14 @@
         <w:t xml:space="preserve">离子积：</w:t>
       </w:r>
       <m:oMath>
+        <m:oMathPr>
+          <m:ctrlPr>
+            <w:rPr>
+              <w:sz w:val="28"/>
+              <w:szCs w:val="28"/>
+            </w:rPr>
+          </m:ctrlPr>
+        </m:oMathPr>
         <m:r>
           <m:t>Q</m:t>
         </m:r>
@@ -24641,6 +25823,14 @@
         <w:t xml:space="preserve"> </w:t>
       </w:r>
       <m:oMath>
+        <m:oMathPr>
+          <m:ctrlPr>
+            <w:rPr>
+              <w:sz w:val="28"/>
+              <w:szCs w:val="28"/>
+            </w:rPr>
+          </m:ctrlPr>
+        </m:oMathPr>
         <m:r>
           <m:rPr>
             <m:sty m:val="p"/>
@@ -24718,6 +25908,14 @@
         <w:t xml:space="preserve">（</w:t>
       </w:r>
       <m:oMath>
+        <m:oMathPr>
+          <m:ctrlPr>
+            <w:rPr>
+              <w:sz w:val="28"/>
+              <w:szCs w:val="28"/>
+            </w:rPr>
+          </m:ctrlPr>
+        </m:oMathPr>
         <m:sSub>
           <m:e>
             <m:r>
@@ -24772,6 +25970,14 @@
         <w:t xml:space="preserve"> </w:t>
       </w:r>
       <m:oMath>
+        <m:oMathPr>
+          <m:ctrlPr>
+            <w:rPr>
+              <w:sz w:val="28"/>
+              <w:szCs w:val="28"/>
+            </w:rPr>
+          </m:ctrlPr>
+        </m:oMathPr>
         <m:r>
           <m:rPr>
             <m:sty m:val="p"/>
@@ -24900,6 +26106,14 @@
         <w:t xml:space="preserve">，</w:t>
       </w:r>
       <m:oMath>
+        <m:oMathPr>
+          <m:ctrlPr>
+            <w:rPr>
+              <w:sz w:val="28"/>
+              <w:szCs w:val="28"/>
+            </w:rPr>
+          </m:ctrlPr>
+        </m:oMathPr>
         <m:r>
           <m:t>Q</m:t>
         </m:r>
@@ -24978,8 +26192,8 @@
         </w:pict>
       </w:r>
     </w:p>
-    <w:bookmarkEnd w:id="43"/>
-    <w:bookmarkStart w:id="44" w:name="例-5-分步沉淀与-ph-控制"/>
+    <w:bookmarkEnd w:id="49"/>
+    <w:bookmarkStart w:id="53" w:name="例-5-分步沉淀与-ph-控制"/>
     <w:p>
       <w:pPr>
         <w:pStyle w:val="Heading3"/>
@@ -25034,6 +26248,14 @@
         <w:t xml:space="preserve"> </w:t>
       </w:r>
       <m:oMath>
+        <m:oMathPr>
+          <m:ctrlPr>
+            <w:rPr>
+              <w:sz w:val="28"/>
+              <w:szCs w:val="28"/>
+            </w:rPr>
+          </m:ctrlPr>
+        </m:oMathPr>
         <m:r>
           <m:t>0.01</m:t>
         </m:r>
@@ -25132,6 +26354,14 @@
         <w:t xml:space="preserve"> </w:t>
       </w:r>
       <m:oMath>
+        <m:oMathPr>
+          <m:ctrlPr>
+            <w:rPr>
+              <w:sz w:val="28"/>
+              <w:szCs w:val="28"/>
+            </w:rPr>
+          </m:ctrlPr>
+        </m:oMathPr>
         <m:r>
           <m:t>0.01</m:t>
         </m:r>
@@ -25227,6 +26457,14 @@
         <w:t xml:space="preserve"> </w:t>
       </w:r>
       <m:oMath>
+        <m:oMathPr>
+          <m:ctrlPr>
+            <w:rPr>
+              <w:sz w:val="28"/>
+              <w:szCs w:val="28"/>
+            </w:rPr>
+          </m:ctrlPr>
+        </m:oMathPr>
         <m:sSub>
           <m:e>
             <m:r>
@@ -25346,6 +26584,14 @@
         <w:t xml:space="preserve">，</w:t>
       </w:r>
       <m:oMath>
+        <m:oMathPr>
+          <m:ctrlPr>
+            <w:rPr>
+              <w:sz w:val="28"/>
+              <w:szCs w:val="28"/>
+            </w:rPr>
+          </m:ctrlPr>
+        </m:oMathPr>
         <m:sSub>
           <m:e>
             <m:r>
@@ -25660,6 +26906,14 @@
         <w:t xml:space="preserve"> </w:t>
       </w:r>
       <m:oMath>
+        <m:oMathPr>
+          <m:ctrlPr>
+            <w:rPr>
+              <w:sz w:val="28"/>
+              <w:szCs w:val="28"/>
+            </w:rPr>
+          </m:ctrlPr>
+        </m:oMathPr>
         <m:sSup>
           <m:e>
             <m:r>
@@ -25753,6 +27007,12 @@
       <m:oMathPara>
         <m:oMathParaPr>
           <m:jc m:val="center"/>
+          <m:ctrlPr>
+            <w:rPr>
+              <w:sz w:val="28"/>
+              <w:szCs w:val="28"/>
+            </w:rPr>
+          </m:ctrlPr>
         </m:oMathParaPr>
         <m:oMath>
           <m:r>
@@ -25994,6 +27254,14 @@
         <w:pStyle w:val="FirstParagraph"/>
       </w:pPr>
       <m:oMath>
+        <m:oMathPr>
+          <m:ctrlPr>
+            <w:rPr>
+              <w:sz w:val="28"/>
+              <w:szCs w:val="28"/>
+            </w:rPr>
+          </m:ctrlPr>
+        </m:oMathPr>
         <m:r>
           <m:rPr>
             <m:sty m:val="p"/>
@@ -26029,6 +27297,14 @@
         <w:t xml:space="preserve">，</w:t>
       </w:r>
       <m:oMath>
+        <m:oMathPr>
+          <m:ctrlPr>
+            <w:rPr>
+              <w:sz w:val="28"/>
+              <w:szCs w:val="28"/>
+            </w:rPr>
+          </m:ctrlPr>
+        </m:oMathPr>
         <m:r>
           <m:rPr>
             <m:sty m:val="p"/>
@@ -26115,6 +27391,12 @@
       <m:oMathPara>
         <m:oMathParaPr>
           <m:jc m:val="center"/>
+          <m:ctrlPr>
+            <w:rPr>
+              <w:sz w:val="28"/>
+              <w:szCs w:val="28"/>
+            </w:rPr>
+          </m:ctrlPr>
         </m:oMathParaPr>
         <m:oMath>
           <m:r>
@@ -26330,6 +27612,14 @@
         <w:pStyle w:val="FirstParagraph"/>
       </w:pPr>
       <m:oMath>
+        <m:oMathPr>
+          <m:ctrlPr>
+            <w:rPr>
+              <w:sz w:val="28"/>
+              <w:szCs w:val="28"/>
+            </w:rPr>
+          </m:ctrlPr>
+        </m:oMathPr>
         <m:r>
           <m:rPr>
             <m:sty m:val="p"/>
@@ -26365,6 +27655,14 @@
         <w:t xml:space="preserve">，</w:t>
       </w:r>
       <m:oMath>
+        <m:oMathPr>
+          <m:ctrlPr>
+            <w:rPr>
+              <w:sz w:val="28"/>
+              <w:szCs w:val="28"/>
+            </w:rPr>
+          </m:ctrlPr>
+        </m:oMathPr>
         <m:r>
           <m:rPr>
             <m:sty m:val="p"/>
@@ -26518,15 +27816,276 @@
       </w:r>
     </w:p>
     <w:p>
+      <w:pPr>
+        <w:pStyle w:val="FirstParagraph"/>
+        <w:jc w:val="center"/>
+      </w:pPr>
+      <w:r>
+        <w:rPr>
+          <w:b w:val="0"/>
+          <w:i w:val="0"/>
+          <w:sz w:val="21"/>
+        </w:rPr>
+        <w:drawing>
+          <wp:inline>
+            <wp:extent cx="5334000" cy="4346893"/>
+            <wp:effectExtent b="0" l="0" r="0" t="0"/>
+            <wp:docPr descr="一些金属氢氧化物的溶解度-pH关系图" title="" id="51" name="Picture"/>
+            <a:graphic>
+              <a:graphicData uri="http://schemas.openxmlformats.org/drawingml/2006/picture">
+                <pic:pic>
+                  <pic:nvPicPr>
+                    <pic:cNvPr descr="media/9-3-hydroxide-solubility-pH.jpg" id="52" name="Picture"/>
+                    <pic:cNvPicPr>
+                      <a:picLocks noChangeArrowheads="1" noChangeAspect="1"/>
+                    </pic:cNvPicPr>
+                  </pic:nvPicPr>
+                  <pic:blipFill>
+                    <a:blip r:embed="rId50"/>
+                    <a:stretch>
+                      <a:fillRect/>
+                    </a:stretch>
+                  </pic:blipFill>
+                  <pic:spPr bwMode="auto">
+                    <a:xfrm>
+                      <a:off x="0" y="0"/>
+                      <a:ext cx="5334000" cy="4346893"/>
+                    </a:xfrm>
+                    <a:prstGeom prst="rect">
+                      <a:avLst/>
+                    </a:prstGeom>
+                    <a:noFill/>
+                    <a:ln w="9525">
+                      <a:noFill/>
+                      <a:headEnd/>
+                      <a:tailEnd/>
+                    </a:ln>
+                  </pic:spPr>
+                </pic:pic>
+              </a:graphicData>
+            </a:graphic>
+          </wp:inline>
+        </w:drawing>
+      </w:r>
+      <w:r>
+        <w:rPr>
+          <w:b w:val="0"/>
+          <w:i w:val="0"/>
+          <w:sz w:val="21"/>
+        </w:rPr>
+        <w:t xml:space="preserve"> </w:t>
+      </w:r>
+      <w:r>
+        <w:rPr>
+          <w:rFonts w:hint="eastAsia" w:eastAsia="FangSong" w:ascii="Times New Roman" w:hAnsi="Times New Roman"/>
+          <w:b w:val="0"/>
+          <w:i w:val="0"/>
+          <w:iCs/>
+          <w:sz w:val="21"/>
+        </w:rPr>
+        <w:t xml:space="preserve">图</w:t>
+      </w:r>
+      <w:r>
+        <w:rPr>
+          <w:b w:val="0"/>
+          <w:i w:val="0"/>
+          <w:iCs/>
+          <w:sz w:val="21"/>
+        </w:rPr>
+        <w:t xml:space="preserve"> </w:t>
+      </w:r>
+      <w:r>
+        <w:rPr>
+          <w:rFonts w:hint="eastAsia" w:eastAsia="FangSong" w:ascii="Times New Roman" w:hAnsi="Times New Roman"/>
+          <w:b w:val="0"/>
+          <w:i w:val="0"/>
+          <w:iCs/>
+          <w:sz w:val="21"/>
+        </w:rPr>
+        <w:t xml:space="preserve">一些金属氢氧化物的溶解度-pH</w:t>
+      </w:r>
+      <w:r>
+        <w:rPr>
+          <w:b w:val="0"/>
+          <w:i w:val="0"/>
+          <w:iCs/>
+          <w:sz w:val="21"/>
+        </w:rPr>
+        <w:t xml:space="preserve"> </w:t>
+      </w:r>
+      <w:r>
+        <w:rPr>
+          <w:rFonts w:hint="eastAsia" w:eastAsia="FangSong" w:ascii="Times New Roman" w:hAnsi="Times New Roman"/>
+          <w:b w:val="0"/>
+          <w:i w:val="0"/>
+          <w:iCs/>
+          <w:sz w:val="21"/>
+        </w:rPr>
+        <w:t xml:space="preserve">关系图——不同金属离子开始沉淀和沉淀完全的</w:t>
+      </w:r>
+      <w:r>
+        <w:rPr>
+          <w:b w:val="0"/>
+          <w:i w:val="0"/>
+          <w:iCs/>
+          <w:sz w:val="21"/>
+        </w:rPr>
+        <w:t xml:space="preserve"> pH </w:t>
+      </w:r>
+      <w:r>
+        <w:rPr>
+          <w:rFonts w:hint="eastAsia" w:eastAsia="FangSong" w:ascii="Times New Roman" w:hAnsi="Times New Roman"/>
+          <w:b w:val="0"/>
+          <w:i w:val="0"/>
+          <w:iCs/>
+          <w:sz w:val="21"/>
+        </w:rPr>
+        <w:t xml:space="preserve">范围不同。Fe³⁺</w:t>
+      </w:r>
+      <w:r>
+        <w:rPr>
+          <w:b w:val="0"/>
+          <w:i w:val="0"/>
+          <w:iCs/>
+          <w:sz w:val="21"/>
+        </w:rPr>
+        <w:t xml:space="preserve"> </w:t>
+      </w:r>
+      <w:r>
+        <w:rPr>
+          <w:rFonts w:hint="eastAsia" w:eastAsia="FangSong" w:ascii="Times New Roman" w:hAnsi="Times New Roman"/>
+          <w:b w:val="0"/>
+          <w:i w:val="0"/>
+          <w:iCs/>
+          <w:sz w:val="21"/>
+        </w:rPr>
+        <w:t xml:space="preserve">在</w:t>
+      </w:r>
+      <w:r>
+        <w:rPr>
+          <w:b w:val="0"/>
+          <w:i w:val="0"/>
+          <w:iCs/>
+          <w:sz w:val="21"/>
+        </w:rPr>
+        <w:t xml:space="preserve"> pH≈2~3 </w:t>
+      </w:r>
+      <w:r>
+        <w:rPr>
+          <w:rFonts w:hint="eastAsia" w:eastAsia="FangSong" w:ascii="Times New Roman" w:hAnsi="Times New Roman"/>
+          <w:b w:val="0"/>
+          <w:i w:val="0"/>
+          <w:iCs/>
+          <w:sz w:val="21"/>
+        </w:rPr>
+        <w:t xml:space="preserve">即沉淀完全，而</w:t>
+      </w:r>
+      <w:r>
+        <w:rPr>
+          <w:b w:val="0"/>
+          <w:i w:val="0"/>
+          <w:iCs/>
+          <w:sz w:val="21"/>
+        </w:rPr>
+        <w:t xml:space="preserve"> Ni²⁺ </w:t>
+      </w:r>
+      <w:r>
+        <w:rPr>
+          <w:rFonts w:hint="eastAsia" w:eastAsia="FangSong" w:ascii="Times New Roman" w:hAnsi="Times New Roman"/>
+          <w:b w:val="0"/>
+          <w:i w:val="0"/>
+          <w:iCs/>
+          <w:sz w:val="21"/>
+        </w:rPr>
+        <w:t xml:space="preserve">到</w:t>
+      </w:r>
+      <w:r>
+        <w:rPr>
+          <w:b w:val="0"/>
+          <w:i w:val="0"/>
+          <w:iCs/>
+          <w:sz w:val="21"/>
+        </w:rPr>
+        <w:t xml:space="preserve"> pH≈6~7 </w:t>
+      </w:r>
+      <w:r>
+        <w:rPr>
+          <w:rFonts w:hint="eastAsia" w:eastAsia="FangSong" w:ascii="Times New Roman" w:hAnsi="Times New Roman"/>
+          <w:b w:val="0"/>
+          <w:i w:val="0"/>
+          <w:iCs/>
+          <w:sz w:val="21"/>
+        </w:rPr>
+        <w:t xml:space="preserve">才开始沉淀，这正是利用</w:t>
+      </w:r>
+      <w:r>
+        <w:rPr>
+          <w:b w:val="0"/>
+          <w:i w:val="0"/>
+          <w:iCs/>
+          <w:sz w:val="21"/>
+        </w:rPr>
+        <w:t xml:space="preserve"> pH </w:t>
+      </w:r>
+      <w:r>
+        <w:rPr>
+          <w:rFonts w:hint="eastAsia" w:eastAsia="FangSong" w:ascii="Times New Roman" w:hAnsi="Times New Roman"/>
+          <w:b w:val="0"/>
+          <w:i w:val="0"/>
+          <w:iCs/>
+          <w:sz w:val="21"/>
+        </w:rPr>
+        <w:t xml:space="preserve">控制实现分步沉淀分离的理论依据。图中每条线对应特定金属离子在一定浓度下沉淀的临界</w:t>
+      </w:r>
+      <w:r>
+        <w:rPr>
+          <w:b w:val="0"/>
+          <w:i w:val="0"/>
+          <w:iCs/>
+          <w:sz w:val="21"/>
+        </w:rPr>
+        <w:t xml:space="preserve"> </w:t>
+      </w:r>
+      <w:r>
+        <w:rPr>
+          <w:rFonts w:hint="eastAsia" w:eastAsia="FangSong" w:ascii="Times New Roman" w:hAnsi="Times New Roman"/>
+          <w:b w:val="0"/>
+          <w:i w:val="0"/>
+          <w:iCs/>
+          <w:sz w:val="21"/>
+        </w:rPr>
+        <w:t xml:space="preserve">pH（普化原理第4版</w:t>
+      </w:r>
+      <w:r>
+        <w:rPr>
+          <w:b w:val="0"/>
+          <w:i w:val="0"/>
+          <w:iCs/>
+          <w:sz w:val="21"/>
+        </w:rPr>
+        <w:t xml:space="preserve"> </w:t>
+      </w:r>
+      <w:r>
+        <w:rPr>
+          <w:rFonts w:hint="eastAsia" w:eastAsia="FangSong" w:ascii="Times New Roman" w:hAnsi="Times New Roman"/>
+          <w:b w:val="0"/>
+          <w:i w:val="0"/>
+          <w:iCs/>
+          <w:sz w:val="21"/>
+        </w:rPr>
+        <w:t xml:space="preserve">图9.3）</w:t>
+      </w:r>
+    </w:p>
+    <w:p>
       <w:r>
         <w:pict>
           <v:rect style="width:0;height:1.5pt" o:hralign="center" o:hrstd="t" o:hr="t"/>
         </w:pict>
       </w:r>
     </w:p>
-    <w:bookmarkEnd w:id="44"/>
-    <w:bookmarkEnd w:id="45"/>
-    <w:bookmarkStart w:id="49" w:name="九拓展与联系"/>
+    <w:bookmarkEnd w:id="53"/>
+    <w:bookmarkEnd w:id="54"/>
+    <w:bookmarkStart w:id="58" w:name="九拓展与联系"/>
     <w:p>
       <w:pPr>
         <w:pStyle w:val="Heading2"/>
@@ -26538,7 +28097,7 @@
         <w:t xml:space="preserve">九、拓展与联系</w:t>
       </w:r>
     </w:p>
-    <w:bookmarkStart w:id="46" w:name="与竞赛真题的对接"/>
+    <w:bookmarkStart w:id="55" w:name="与竞赛真题的对接"/>
     <w:p>
       <w:pPr>
         <w:pStyle w:val="Heading3"/>
@@ -26574,7 +28133,7 @@
           <w:p>
             <w:pPr>
               <w:pStyle w:val="Compact"/>
-              <w:jc w:val="left"/>
+              <w:jc w:val="center"/>
             </w:pPr>
             <w:r>
               <w:rPr>
@@ -26606,7 +28165,7 @@
           <w:p>
             <w:pPr>
               <w:pStyle w:val="Compact"/>
-              <w:jc w:val="left"/>
+              <w:jc w:val="center"/>
             </w:pPr>
             <w:r>
               <w:rPr>
@@ -26624,7 +28183,7 @@
           <w:p>
             <w:pPr>
               <w:pStyle w:val="Compact"/>
-              <w:jc w:val="left"/>
+              <w:jc w:val="center"/>
             </w:pPr>
             <w:r>
               <w:rPr>
@@ -26672,7 +28231,7 @@
           <w:p>
             <w:pPr>
               <w:pStyle w:val="Compact"/>
-              <w:jc w:val="left"/>
+              <w:jc w:val="center"/>
             </w:pPr>
             <w:r>
               <w:rPr>
@@ -26721,7 +28280,7 @@
           <w:p>
             <w:pPr>
               <w:pStyle w:val="Compact"/>
-              <w:jc w:val="left"/>
+              <w:jc w:val="center"/>
             </w:pPr>
             <w:r>
               <w:rPr>
@@ -26775,7 +28334,7 @@
           <w:p>
             <w:pPr>
               <w:pStyle w:val="Compact"/>
-              <w:jc w:val="left"/>
+              <w:jc w:val="center"/>
             </w:pPr>
             <w:r>
               <w:rPr>
@@ -26804,7 +28363,7 @@
           <w:p>
             <w:pPr>
               <w:pStyle w:val="Compact"/>
-              <w:jc w:val="left"/>
+              <w:jc w:val="center"/>
             </w:pPr>
             <w:r>
               <w:rPr>
@@ -26846,7 +28405,7 @@
           <w:p>
             <w:pPr>
               <w:pStyle w:val="Compact"/>
-              <w:jc w:val="left"/>
+              <w:jc w:val="center"/>
             </w:pPr>
             <m:oMath>
               <m:sSub>
@@ -26928,7 +28487,7 @@
           <w:p>
             <w:pPr>
               <w:pStyle w:val="Compact"/>
-              <w:jc w:val="left"/>
+              <w:jc w:val="center"/>
             </w:pPr>
             <w:r>
               <w:rPr>
@@ -26970,7 +28529,7 @@
           <w:p>
             <w:pPr>
               <w:pStyle w:val="Compact"/>
-              <w:jc w:val="left"/>
+              <w:jc w:val="center"/>
             </w:pPr>
             <w:r>
               <w:rPr>
@@ -26999,7 +28558,7 @@
           <w:p>
             <w:pPr>
               <w:pStyle w:val="Compact"/>
-              <w:jc w:val="left"/>
+              <w:jc w:val="center"/>
             </w:pPr>
             <w:r>
               <w:rPr>
@@ -27082,7 +28641,7 @@
           <w:p>
             <w:pPr>
               <w:pStyle w:val="Compact"/>
-              <w:jc w:val="left"/>
+              <w:jc w:val="center"/>
             </w:pPr>
             <w:r>
               <w:rPr>
@@ -27094,8 +28653,8 @@
         </w:tc>
       </w:tr>
     </w:tbl>
-    <w:bookmarkEnd w:id="46"/>
-    <w:bookmarkStart w:id="47" w:name="跨专题联系"/>
+    <w:bookmarkEnd w:id="55"/>
+    <w:bookmarkStart w:id="56" w:name="跨专题联系"/>
     <w:p>
       <w:pPr>
         <w:pStyle w:val="Heading3"/>
@@ -27158,6 +28717,14 @@
         <w:t xml:space="preserve">平衡常数的速率视角（</w:t>
       </w:r>
       <m:oMath>
+        <m:oMathPr>
+          <m:ctrlPr>
+            <w:rPr>
+              <w:sz w:val="28"/>
+              <w:szCs w:val="28"/>
+            </w:rPr>
+          </m:ctrlPr>
+        </m:oMathPr>
         <m:r>
           <m:t>K</m:t>
         </m:r>
@@ -27270,8 +28837,8 @@
         <w:t xml:space="preserve">判断框架</w:t>
       </w:r>
     </w:p>
-    <w:bookmarkEnd w:id="47"/>
-    <w:bookmarkStart w:id="48" w:name="深化方向后续轮次"/>
+    <w:bookmarkEnd w:id="56"/>
+    <w:bookmarkStart w:id="57" w:name="深化方向后续轮次"/>
     <w:p>
       <w:pPr>
         <w:pStyle w:val="Heading3"/>
@@ -27430,9 +28997,9 @@
         </w:pict>
       </w:r>
     </w:p>
-    <w:bookmarkEnd w:id="48"/>
-    <w:bookmarkEnd w:id="49"/>
-    <w:bookmarkStart w:id="50" w:name="十本节总结-速查"/>
+    <w:bookmarkEnd w:id="57"/>
+    <w:bookmarkEnd w:id="58"/>
+    <w:bookmarkStart w:id="59" w:name="十本节总结-速查"/>
     <w:p>
       <w:pPr>
         <w:pStyle w:val="Heading2"/>
@@ -27475,7 +29042,7 @@
           <w:p>
             <w:pPr>
               <w:pStyle w:val="Compact"/>
-              <w:jc w:val="left"/>
+              <w:jc w:val="center"/>
             </w:pPr>
             <w:r>
               <w:rPr>
@@ -27507,7 +29074,7 @@
           <w:p>
             <w:pPr>
               <w:pStyle w:val="Compact"/>
-              <w:jc w:val="left"/>
+              <w:jc w:val="center"/>
             </w:pPr>
             <w:r>
               <w:rPr>
@@ -27523,7 +29090,7 @@
           <w:p>
             <w:pPr>
               <w:pStyle w:val="Compact"/>
-              <w:jc w:val="left"/>
+              <w:jc w:val="center"/>
             </w:pPr>
             <w:r>
               <w:rPr>
@@ -27541,7 +29108,7 @@
           <w:p>
             <w:pPr>
               <w:pStyle w:val="Compact"/>
-              <w:jc w:val="left"/>
+              <w:jc w:val="center"/>
             </w:pPr>
             <w:r>
               <w:rPr>
@@ -27581,7 +29148,7 @@
           <w:p>
             <w:pPr>
               <w:pStyle w:val="Compact"/>
-              <w:jc w:val="left"/>
+              <w:jc w:val="center"/>
             </w:pPr>
             <m:oMath>
               <m:r>
@@ -27744,7 +29311,7 @@
           <w:p>
             <w:pPr>
               <w:pStyle w:val="Compact"/>
-              <w:jc w:val="left"/>
+              <w:jc w:val="center"/>
             </w:pPr>
             <w:r>
               <w:rPr>
@@ -27767,7 +29334,7 @@
           <w:p>
             <w:pPr>
               <w:pStyle w:val="Compact"/>
-              <w:jc w:val="left"/>
+              <w:jc w:val="center"/>
             </w:pPr>
             <w:r>
               <w:rPr>
@@ -27839,7 +29406,7 @@
           <w:p>
             <w:pPr>
               <w:pStyle w:val="Compact"/>
-              <w:jc w:val="left"/>
+              <w:jc w:val="center"/>
             </w:pPr>
             <m:oMath>
               <m:r>
@@ -27953,7 +29520,7 @@
           <w:p>
             <w:pPr>
               <w:pStyle w:val="Compact"/>
-              <w:jc w:val="left"/>
+              <w:jc w:val="center"/>
             </w:pPr>
             <w:r>
               <w:rPr>
@@ -27970,7 +29537,7 @@
           <w:p>
             <w:pPr>
               <w:pStyle w:val="Compact"/>
-              <w:jc w:val="left"/>
+              <w:jc w:val="center"/>
             </w:pPr>
             <w:r>
               <w:rPr>
@@ -28036,7 +29603,7 @@
           <w:p>
             <w:pPr>
               <w:pStyle w:val="Compact"/>
-              <w:jc w:val="left"/>
+              <w:jc w:val="center"/>
             </w:pPr>
             <m:oMath>
               <m:r>
@@ -28145,7 +29712,7 @@
           <w:p>
             <w:pPr>
               <w:pStyle w:val="Compact"/>
-              <w:jc w:val="left"/>
+              <w:jc w:val="center"/>
             </w:pPr>
             <w:r>
               <w:rPr>
@@ -28218,7 +29785,7 @@
           <w:p>
             <w:pPr>
               <w:pStyle w:val="Compact"/>
-              <w:jc w:val="left"/>
+              <w:jc w:val="center"/>
             </w:pPr>
             <w:r>
               <w:rPr>
@@ -28294,7 +29861,7 @@
           <w:p>
             <w:pPr>
               <w:pStyle w:val="Compact"/>
-              <w:jc w:val="left"/>
+              <w:jc w:val="center"/>
             </w:pPr>
             <m:oMath>
               <m:r>
@@ -28370,7 +29937,7 @@
           <w:p>
             <w:pPr>
               <w:pStyle w:val="Compact"/>
-              <w:jc w:val="left"/>
+              <w:jc w:val="center"/>
             </w:pPr>
             <w:r>
               <w:rPr>
@@ -28387,7 +29954,7 @@
           <w:p>
             <w:pPr>
               <w:pStyle w:val="Compact"/>
-              <w:jc w:val="left"/>
+              <w:jc w:val="center"/>
             </w:pPr>
             <w:r>
               <w:rPr>
@@ -28459,7 +30026,7 @@
           <w:p>
             <w:pPr>
               <w:pStyle w:val="Compact"/>
-              <w:jc w:val="left"/>
+              <w:jc w:val="center"/>
             </w:pPr>
             <m:oMath>
               <m:r>
@@ -28590,7 +30157,7 @@
           <w:p>
             <w:pPr>
               <w:pStyle w:val="Compact"/>
-              <w:jc w:val="left"/>
+              <w:jc w:val="center"/>
             </w:pPr>
             <w:r>
               <w:rPr>
@@ -28619,7 +30186,7 @@
           <w:p>
             <w:pPr>
               <w:pStyle w:val="Compact"/>
-              <w:jc w:val="left"/>
+              <w:jc w:val="center"/>
             </w:pPr>
             <w:r>
               <w:rPr>
@@ -28668,7 +30235,7 @@
           <w:p>
             <w:pPr>
               <w:pStyle w:val="Compact"/>
-              <w:jc w:val="left"/>
+              <w:jc w:val="center"/>
             </w:pPr>
             <m:oMath>
               <m:sSub>
@@ -28803,7 +30370,7 @@
           <w:p>
             <w:pPr>
               <w:pStyle w:val="Compact"/>
-              <w:jc w:val="left"/>
+              <w:jc w:val="center"/>
             </w:pPr>
             <w:r>
               <w:rPr>
@@ -28849,7 +30416,7 @@
           <w:p>
             <w:pPr>
               <w:pStyle w:val="Compact"/>
-              <w:jc w:val="left"/>
+              <w:jc w:val="center"/>
             </w:pPr>
             <w:r>
               <w:rPr>
@@ -28929,7 +30496,7 @@
           <w:p>
             <w:pPr>
               <w:pStyle w:val="Compact"/>
-              <w:jc w:val="left"/>
+              <w:jc w:val="center"/>
             </w:pPr>
             <m:oMath>
               <m:sSub>
@@ -29034,7 +30601,7 @@
           <w:p>
             <w:pPr>
               <w:pStyle w:val="Compact"/>
-              <w:jc w:val="left"/>
+              <w:jc w:val="center"/>
             </w:pPr>
             <w:r>
               <w:rPr>
@@ -29053,8 +30620,8 @@
         </w:pict>
       </w:r>
     </w:p>
-    <w:bookmarkEnd w:id="50"/>
-    <w:bookmarkStart w:id="54" w:name="十一练习题"/>
+    <w:bookmarkEnd w:id="59"/>
+    <w:bookmarkStart w:id="63" w:name="十一练习题"/>
     <w:p>
       <w:pPr>
         <w:pStyle w:val="Heading2"/>
@@ -29066,7 +30633,7 @@
         <w:t xml:space="preserve">十一、练习题</w:t>
       </w:r>
     </w:p>
-    <w:bookmarkStart w:id="51" w:name="基础巩固"/>
+    <w:bookmarkStart w:id="60" w:name="基础巩固"/>
     <w:p>
       <w:pPr>
         <w:pStyle w:val="Heading3"/>
@@ -29164,6 +30731,14 @@
         </w:numPr>
       </w:pPr>
       <m:oMath>
+        <m:oMathPr>
+          <m:ctrlPr>
+            <w:rPr>
+              <w:sz w:val="28"/>
+              <w:szCs w:val="28"/>
+            </w:rPr>
+          </m:ctrlPr>
+        </m:oMathPr>
         <m:sSub>
           <m:e>
             <m:r>
@@ -29288,6 +30863,14 @@
         <w:t xml:space="preserve"> </w:t>
       </w:r>
       <m:oMath>
+        <m:oMathPr>
+          <m:ctrlPr>
+            <w:rPr>
+              <w:sz w:val="28"/>
+              <w:szCs w:val="28"/>
+            </w:rPr>
+          </m:ctrlPr>
+        </m:oMathPr>
         <m:sSub>
           <m:e>
             <m:r>
@@ -29413,6 +30996,14 @@
         <w:t xml:space="preserve"> </w:t>
       </w:r>
       <m:oMath>
+        <m:oMathPr>
+          <m:ctrlPr>
+            <w:rPr>
+              <w:sz w:val="28"/>
+              <w:szCs w:val="28"/>
+            </w:rPr>
+          </m:ctrlPr>
+        </m:oMathPr>
         <m:r>
           <m:t>0.10</m:t>
         </m:r>
@@ -29662,6 +31253,14 @@
         <w:t xml:space="preserve"> </w:t>
       </w:r>
       <m:oMath>
+        <m:oMathPr>
+          <m:ctrlPr>
+            <w:rPr>
+              <w:sz w:val="28"/>
+              <w:szCs w:val="28"/>
+            </w:rPr>
+          </m:ctrlPr>
+        </m:oMathPr>
         <m:sSub>
           <m:e>
             <m:r>
@@ -29733,6 +31332,14 @@
         <w:t xml:space="preserve"> </w:t>
       </w:r>
       <m:oMath>
+        <m:oMathPr>
+          <m:ctrlPr>
+            <w:rPr>
+              <w:sz w:val="28"/>
+              <w:szCs w:val="28"/>
+            </w:rPr>
+          </m:ctrlPr>
+        </m:oMathPr>
         <m:sSub>
           <m:e>
             <m:r>
@@ -29780,8 +31387,8 @@
         </m:sSub>
       </m:oMath>
     </w:p>
-    <w:bookmarkEnd w:id="51"/>
-    <w:bookmarkStart w:id="52" w:name="提高训练"/>
+    <w:bookmarkEnd w:id="60"/>
+    <w:bookmarkStart w:id="61" w:name="提高训练"/>
     <w:p>
       <w:pPr>
         <w:pStyle w:val="Heading3"/>
@@ -29895,6 +31502,14 @@
         <w:t xml:space="preserve"> </w:t>
       </w:r>
       <m:oMath>
+        <m:oMathPr>
+          <m:ctrlPr>
+            <w:rPr>
+              <w:sz w:val="28"/>
+              <w:szCs w:val="28"/>
+            </w:rPr>
+          </m:ctrlPr>
+        </m:oMathPr>
         <m:r>
           <m:rPr>
             <m:sty m:val="p"/>
@@ -29955,6 +31570,14 @@
         <w:t xml:space="preserve"> </w:t>
       </w:r>
       <m:oMath>
+        <m:oMathPr>
+          <m:ctrlPr>
+            <w:rPr>
+              <w:sz w:val="28"/>
+              <w:szCs w:val="28"/>
+            </w:rPr>
+          </m:ctrlPr>
+        </m:oMathPr>
         <m:r>
           <m:t>0.010</m:t>
         </m:r>
@@ -30053,6 +31676,14 @@
         <w:t xml:space="preserve"> </w:t>
       </w:r>
       <m:oMath>
+        <m:oMathPr>
+          <m:ctrlPr>
+            <w:rPr>
+              <w:sz w:val="28"/>
+              <w:szCs w:val="28"/>
+            </w:rPr>
+          </m:ctrlPr>
+        </m:oMathPr>
         <m:r>
           <m:t>0.010</m:t>
         </m:r>
@@ -30148,6 +31779,14 @@
         <w:t xml:space="preserve"> </w:t>
       </w:r>
       <m:oMath>
+        <m:oMathPr>
+          <m:ctrlPr>
+            <w:rPr>
+              <w:sz w:val="28"/>
+              <w:szCs w:val="28"/>
+            </w:rPr>
+          </m:ctrlPr>
+        </m:oMathPr>
         <m:sSub>
           <m:e>
             <m:r>
@@ -30207,6 +31846,14 @@
         <w:t xml:space="preserve">固体（忽略体积变化）。问哪种离子先沉淀？当第一种离子沉淀完全（</w:t>
       </w:r>
       <m:oMath>
+        <m:oMathPr>
+          <m:ctrlPr>
+            <w:rPr>
+              <w:sz w:val="28"/>
+              <w:szCs w:val="28"/>
+            </w:rPr>
+          </m:ctrlPr>
+        </m:oMathPr>
         <m:sSup>
           <m:e>
             <m:r>
@@ -30293,6 +31940,14 @@
         </w:numPr>
       </w:pPr>
       <m:oMath>
+        <m:oMathPr>
+          <m:ctrlPr>
+            <w:rPr>
+              <w:sz w:val="28"/>
+              <w:szCs w:val="28"/>
+            </w:rPr>
+          </m:ctrlPr>
+        </m:oMathPr>
         <m:sSub>
           <m:e>
             <m:r>
@@ -30409,6 +32064,14 @@
         </w:numPr>
       </w:pPr>
       <m:oMath>
+        <m:oMathPr>
+          <m:ctrlPr>
+            <w:rPr>
+              <w:sz w:val="28"/>
+              <w:szCs w:val="28"/>
+            </w:rPr>
+          </m:ctrlPr>
+        </m:oMathPr>
         <m:sSub>
           <m:e>
             <m:r>
@@ -30541,6 +32204,14 @@
         <w:t xml:space="preserve"> </w:t>
       </w:r>
       <m:oMath>
+        <m:oMathPr>
+          <m:ctrlPr>
+            <w:rPr>
+              <w:sz w:val="28"/>
+              <w:szCs w:val="28"/>
+            </w:rPr>
+          </m:ctrlPr>
+        </m:oMathPr>
         <m:r>
           <m:t>0.10</m:t>
         </m:r>
@@ -30591,6 +32262,14 @@
         <w:t xml:space="preserve"> </w:t>
       </w:r>
       <m:oMath>
+        <m:oMathPr>
+          <m:ctrlPr>
+            <w:rPr>
+              <w:sz w:val="28"/>
+              <w:szCs w:val="28"/>
+            </w:rPr>
+          </m:ctrlPr>
+        </m:oMathPr>
         <m:sSub>
           <m:e>
             <m:r>
@@ -30732,6 +32411,14 @@
         <w:t xml:space="preserve">，</w:t>
       </w:r>
       <m:oMath>
+        <m:oMathPr>
+          <m:ctrlPr>
+            <w:rPr>
+              <w:sz w:val="28"/>
+              <w:szCs w:val="28"/>
+            </w:rPr>
+          </m:ctrlPr>
+        </m:oMathPr>
         <m:sSub>
           <m:e>
             <m:r>
@@ -30827,8 +32514,8 @@
         <w:t xml:space="preserve">。</w:t>
       </w:r>
     </w:p>
-    <w:bookmarkEnd w:id="52"/>
-    <w:bookmarkStart w:id="53" w:name="挑战题"/>
+    <w:bookmarkEnd w:id="61"/>
+    <w:bookmarkStart w:id="62" w:name="挑战题"/>
     <w:p>
       <w:pPr>
         <w:pStyle w:val="Heading3"/>
@@ -30869,6 +32556,14 @@
         <w:t xml:space="preserve"> </w:t>
       </w:r>
       <m:oMath>
+        <m:oMathPr>
+          <m:ctrlPr>
+            <w:rPr>
+              <w:sz w:val="28"/>
+              <w:szCs w:val="28"/>
+            </w:rPr>
+          </m:ctrlPr>
+        </m:oMathPr>
         <m:r>
           <m:t>0.10</m:t>
         </m:r>
@@ -31018,6 +32713,14 @@
         <w:t xml:space="preserve"> </w:t>
       </w:r>
       <m:oMath>
+        <m:oMathPr>
+          <m:ctrlPr>
+            <w:rPr>
+              <w:sz w:val="28"/>
+              <w:szCs w:val="28"/>
+            </w:rPr>
+          </m:ctrlPr>
+        </m:oMathPr>
         <m:r>
           <m:t>0.10</m:t>
         </m:r>
@@ -31125,6 +32828,14 @@
         <w:t xml:space="preserve"> </w:t>
       </w:r>
       <m:oMath>
+        <m:oMathPr>
+          <m:ctrlPr>
+            <w:rPr>
+              <w:sz w:val="28"/>
+              <w:szCs w:val="28"/>
+            </w:rPr>
+          </m:ctrlPr>
+        </m:oMathPr>
         <m:r>
           <m:rPr>
             <m:sty m:val="p"/>
@@ -31247,6 +32958,14 @@
         <w:t xml:space="preserve"> </w:t>
       </w:r>
       <m:oMath>
+        <m:oMathPr>
+          <m:ctrlPr>
+            <w:rPr>
+              <w:sz w:val="28"/>
+              <w:szCs w:val="28"/>
+            </w:rPr>
+          </m:ctrlPr>
+        </m:oMathPr>
         <m:sSub>
           <m:e>
             <m:r>
@@ -31397,6 +33116,14 @@
         </w:numPr>
       </w:pPr>
       <m:oMath>
+        <m:oMathPr>
+          <m:ctrlPr>
+            <w:rPr>
+              <w:sz w:val="28"/>
+              <w:szCs w:val="28"/>
+            </w:rPr>
+          </m:ctrlPr>
+        </m:oMathPr>
         <m:sSub>
           <m:e>
             <m:r>
@@ -31483,6 +33210,14 @@
         </w:numPr>
       </w:pPr>
       <m:oMath>
+        <m:oMathPr>
+          <m:ctrlPr>
+            <w:rPr>
+              <w:sz w:val="28"/>
+              <w:szCs w:val="28"/>
+            </w:rPr>
+          </m:ctrlPr>
+        </m:oMathPr>
         <m:sSub>
           <m:e>
             <m:r>
@@ -31572,6 +33307,14 @@
         </w:numPr>
       </w:pPr>
       <m:oMath>
+        <m:oMathPr>
+          <m:ctrlPr>
+            <w:rPr>
+              <w:sz w:val="28"/>
+              <w:szCs w:val="28"/>
+            </w:rPr>
+          </m:ctrlPr>
+        </m:oMathPr>
         <m:sSub>
           <m:e>
             <m:r>
@@ -31697,6 +33440,14 @@
         <w:t xml:space="preserve"> </w:t>
       </w:r>
       <m:oMath>
+        <m:oMathPr>
+          <m:ctrlPr>
+            <w:rPr>
+              <w:sz w:val="28"/>
+              <w:szCs w:val="28"/>
+            </w:rPr>
+          </m:ctrlPr>
+        </m:oMathPr>
         <m:r>
           <m:rPr>
             <m:sty m:val="p"/>
@@ -31804,6 +33555,14 @@
         <w:t xml:space="preserve">，</w:t>
       </w:r>
       <m:oMath>
+        <m:oMathPr>
+          <m:ctrlPr>
+            <w:rPr>
+              <w:sz w:val="28"/>
+              <w:szCs w:val="28"/>
+            </w:rPr>
+          </m:ctrlPr>
+        </m:oMathPr>
         <m:r>
           <m:rPr>
             <m:sty m:val="p"/>
@@ -32061,6 +33820,14 @@
         </w:numPr>
       </w:pPr>
       <m:oMath>
+        <m:oMathPr>
+          <m:ctrlPr>
+            <w:rPr>
+              <w:sz w:val="28"/>
+              <w:szCs w:val="28"/>
+            </w:rPr>
+          </m:ctrlPr>
+        </m:oMathPr>
         <m:sSub>
           <m:e>
             <m:r>
@@ -32183,6 +33950,14 @@
         </w:numPr>
       </w:pPr>
       <m:oMath>
+        <m:oMathPr>
+          <m:ctrlPr>
+            <w:rPr>
+              <w:sz w:val="28"/>
+              <w:szCs w:val="28"/>
+            </w:rPr>
+          </m:ctrlPr>
+        </m:oMathPr>
         <m:sSub>
           <m:e>
             <m:r>
@@ -32305,6 +34080,14 @@
         </w:numPr>
       </w:pPr>
       <m:oMath>
+        <m:oMathPr>
+          <m:ctrlPr>
+            <w:rPr>
+              <w:sz w:val="28"/>
+              <w:szCs w:val="28"/>
+            </w:rPr>
+          </m:ctrlPr>
+        </m:oMathPr>
         <m:sSub>
           <m:e>
             <m:r>
@@ -32450,9 +34233,9 @@
         </w:pict>
       </w:r>
     </w:p>
-    <w:bookmarkEnd w:id="53"/>
-    <w:bookmarkEnd w:id="54"/>
-    <w:bookmarkStart w:id="55" w:name="十二参考答案与提示"/>
+    <w:bookmarkEnd w:id="62"/>
+    <w:bookmarkEnd w:id="63"/>
+    <w:bookmarkStart w:id="64" w:name="十二参考答案与提示"/>
     <w:p>
       <w:pPr>
         <w:pStyle w:val="Heading2"/>
@@ -32548,6 +34331,14 @@
         <w:t xml:space="preserve"> </w:t>
       </w:r>
       <m:oMath>
+        <m:oMathPr>
+          <m:ctrlPr>
+            <w:rPr>
+              <w:sz w:val="28"/>
+              <w:szCs w:val="28"/>
+            </w:rPr>
+          </m:ctrlPr>
+        </m:oMathPr>
         <m:sSubSup>
           <m:e>
             <m:r>
@@ -32672,6 +34463,14 @@
         </w:numPr>
       </w:pPr>
       <m:oMath>
+        <m:oMathPr>
+          <m:ctrlPr>
+            <w:rPr>
+              <w:sz w:val="28"/>
+              <w:szCs w:val="28"/>
+            </w:rPr>
+          </m:ctrlPr>
+        </m:oMathPr>
         <m:r>
           <m:t>c</m:t>
         </m:r>
@@ -32761,6 +34560,14 @@
         <w:t xml:space="preserve">，不能用近似公式。解一元二次方程：</w:t>
       </w:r>
       <m:oMath>
+        <m:oMathPr>
+          <m:ctrlPr>
+            <w:rPr>
+              <w:sz w:val="28"/>
+              <w:szCs w:val="28"/>
+            </w:rPr>
+          </m:ctrlPr>
+        </m:oMathPr>
         <m:f>
           <m:fPr>
             <m:type m:val="bar"/>
@@ -32838,6 +34645,14 @@
         <w:t xml:space="preserve"> </w:t>
       </w:r>
       <m:oMath>
+        <m:oMathPr>
+          <m:ctrlPr>
+            <w:rPr>
+              <w:sz w:val="28"/>
+              <w:szCs w:val="28"/>
+            </w:rPr>
+          </m:ctrlPr>
+        </m:oMathPr>
         <m:r>
           <m:t>x</m:t>
         </m:r>
@@ -32990,6 +34805,14 @@
         </w:numPr>
       </w:pPr>
       <m:oMath>
+        <m:oMathPr>
+          <m:ctrlPr>
+            <w:rPr>
+              <w:sz w:val="28"/>
+              <w:szCs w:val="28"/>
+            </w:rPr>
+          </m:ctrlPr>
+        </m:oMathPr>
         <m:sSub>
           <m:e>
             <m:r>
@@ -33106,6 +34929,14 @@
         <w:t xml:space="preserve"> </w:t>
       </w:r>
       <m:oMath>
+        <m:oMathPr>
+          <m:ctrlPr>
+            <w:rPr>
+              <w:sz w:val="28"/>
+              <w:szCs w:val="28"/>
+            </w:rPr>
+          </m:ctrlPr>
+        </m:oMathPr>
         <m:sSub>
           <m:e>
             <m:r>
@@ -33245,6 +35076,14 @@
         <w:t xml:space="preserve"> </w:t>
       </w:r>
       <m:oMath>
+        <m:oMathPr>
+          <m:ctrlPr>
+            <w:rPr>
+              <w:sz w:val="28"/>
+              <w:szCs w:val="28"/>
+            </w:rPr>
+          </m:ctrlPr>
+        </m:oMathPr>
         <m:sSub>
           <m:e>
             <m:r>
@@ -33406,6 +35245,14 @@
         <w:t xml:space="preserve"> </w:t>
       </w:r>
       <m:oMath>
+        <m:oMathPr>
+          <m:ctrlPr>
+            <w:rPr>
+              <w:sz w:val="28"/>
+              <w:szCs w:val="28"/>
+            </w:rPr>
+          </m:ctrlPr>
+        </m:oMathPr>
         <m:sSub>
           <m:e>
             <m:r>
@@ -33501,6 +35348,14 @@
         <w:t xml:space="preserve">，</w:t>
       </w:r>
       <m:oMath>
+        <m:oMathPr>
+          <m:ctrlPr>
+            <w:rPr>
+              <w:sz w:val="28"/>
+              <w:szCs w:val="28"/>
+            </w:rPr>
+          </m:ctrlPr>
+        </m:oMathPr>
         <m:sSub>
           <m:e>
             <m:r>
@@ -33602,6 +35457,14 @@
         <w:t xml:space="preserve"> </w:t>
       </w:r>
       <m:oMath>
+        <m:oMathPr>
+          <m:ctrlPr>
+            <w:rPr>
+              <w:sz w:val="28"/>
+              <w:szCs w:val="28"/>
+            </w:rPr>
+          </m:ctrlPr>
+        </m:oMathPr>
         <m:r>
           <m:t>4.74</m:t>
         </m:r>
@@ -33719,6 +35582,14 @@
         <w:t xml:space="preserve">：</w:t>
       </w:r>
       <m:oMath>
+        <m:oMathPr>
+          <m:ctrlPr>
+            <w:rPr>
+              <w:sz w:val="28"/>
+              <w:szCs w:val="28"/>
+            </w:rPr>
+          </m:ctrlPr>
+        </m:oMathPr>
         <m:sSub>
           <m:e>
             <m:r>
@@ -33772,6 +35643,14 @@
         <w:t xml:space="preserve"> </w:t>
       </w:r>
       <m:oMath>
+        <m:oMathPr>
+          <m:ctrlPr>
+            <w:rPr>
+              <w:sz w:val="28"/>
+              <w:szCs w:val="28"/>
+            </w:rPr>
+          </m:ctrlPr>
+        </m:oMathPr>
         <m:r>
           <m:rPr>
             <m:sty m:val="p"/>
@@ -33863,6 +35742,14 @@
         <w:t xml:space="preserve">；</w:t>
       </w:r>
       <m:oMath>
+        <m:oMathPr>
+          <m:ctrlPr>
+            <w:rPr>
+              <w:sz w:val="28"/>
+              <w:szCs w:val="28"/>
+            </w:rPr>
+          </m:ctrlPr>
+        </m:oMathPr>
         <m:sSub>
           <m:e>
             <m:r>
@@ -33916,6 +35803,14 @@
         <w:t xml:space="preserve"> </w:t>
       </w:r>
       <m:oMath>
+        <m:oMathPr>
+          <m:ctrlPr>
+            <w:rPr>
+              <w:sz w:val="28"/>
+              <w:szCs w:val="28"/>
+            </w:rPr>
+          </m:ctrlPr>
+        </m:oMathPr>
         <m:r>
           <m:rPr>
             <m:sty m:val="p"/>
@@ -34085,6 +35980,14 @@
         <w:t xml:space="preserve">）时，</w:t>
       </w:r>
       <m:oMath>
+        <m:oMathPr>
+          <m:ctrlPr>
+            <w:rPr>
+              <w:sz w:val="28"/>
+              <w:szCs w:val="28"/>
+            </w:rPr>
+          </m:ctrlPr>
+        </m:oMathPr>
         <m:r>
           <m:rPr>
             <m:sty m:val="p"/>
@@ -34179,6 +36082,14 @@
         <w:t xml:space="preserve"> </w:t>
       </w:r>
       <m:oMath>
+        <m:oMathPr>
+          <m:ctrlPr>
+            <w:rPr>
+              <w:sz w:val="28"/>
+              <w:szCs w:val="28"/>
+            </w:rPr>
+          </m:ctrlPr>
+        </m:oMathPr>
         <m:sSub>
           <m:e>
             <m:r>
@@ -34358,6 +36269,14 @@
         <w:t xml:space="preserve"> </w:t>
       </w:r>
       <m:oMath>
+        <m:oMathPr>
+          <m:ctrlPr>
+            <w:rPr>
+              <w:sz w:val="28"/>
+              <w:szCs w:val="28"/>
+            </w:rPr>
+          </m:ctrlPr>
+        </m:oMathPr>
         <m:r>
           <m:rPr>
             <m:sty m:val="p"/>
@@ -34534,6 +36453,14 @@
         <w:t xml:space="preserve">，</w:t>
       </w:r>
       <m:oMath>
+        <m:oMathPr>
+          <m:ctrlPr>
+            <w:rPr>
+              <w:sz w:val="28"/>
+              <w:szCs w:val="28"/>
+            </w:rPr>
+          </m:ctrlPr>
+        </m:oMathPr>
         <m:r>
           <m:t>K</m:t>
         </m:r>
@@ -34630,6 +36557,14 @@
         <w:t xml:space="preserve"> </w:t>
       </w:r>
       <m:oMath>
+        <m:oMathPr>
+          <m:ctrlPr>
+            <w:rPr>
+              <w:sz w:val="28"/>
+              <w:szCs w:val="28"/>
+            </w:rPr>
+          </m:ctrlPr>
+        </m:oMathPr>
         <m:r>
           <m:rPr>
             <m:sty m:val="p"/>
@@ -34683,6 +36618,14 @@
         <w:t xml:space="preserve"> </w:t>
       </w:r>
       <m:oMath>
+        <m:oMathPr>
+          <m:ctrlPr>
+            <w:rPr>
+              <w:sz w:val="28"/>
+              <w:szCs w:val="28"/>
+            </w:rPr>
+          </m:ctrlPr>
+        </m:oMathPr>
         <m:r>
           <m:t>x</m:t>
         </m:r>
@@ -34768,6 +36711,14 @@
         <w:t xml:space="preserve"> </w:t>
       </w:r>
       <m:oMath>
+        <m:oMathPr>
+          <m:ctrlPr>
+            <w:rPr>
+              <w:sz w:val="28"/>
+              <w:szCs w:val="28"/>
+            </w:rPr>
+          </m:ctrlPr>
+        </m:oMathPr>
         <m:r>
           <m:rPr>
             <m:sty m:val="p"/>
@@ -34896,6 +36847,14 @@
         <w:t xml:space="preserve"> </w:t>
       </w:r>
       <m:oMath>
+        <m:oMathPr>
+          <m:ctrlPr>
+            <w:rPr>
+              <w:sz w:val="28"/>
+              <w:szCs w:val="28"/>
+            </w:rPr>
+          </m:ctrlPr>
+        </m:oMathPr>
         <m:r>
           <m:rPr>
             <m:sty m:val="p"/>
@@ -35147,6 +37106,12 @@
       <m:oMathPara>
         <m:oMathParaPr>
           <m:jc m:val="center"/>
+          <m:ctrlPr>
+            <w:rPr>
+              <w:sz w:val="28"/>
+              <w:szCs w:val="28"/>
+            </w:rPr>
+          </m:ctrlPr>
         </m:oMathParaPr>
         <m:oMath>
           <m:r>
@@ -35711,6 +37676,14 @@
         <w:t xml:space="preserve"> </w:t>
       </w:r>
       <m:oMath>
+        <m:oMathPr>
+          <m:ctrlPr>
+            <w:rPr>
+              <w:sz w:val="28"/>
+              <w:szCs w:val="28"/>
+            </w:rPr>
+          </m:ctrlPr>
+        </m:oMathPr>
         <m:r>
           <m:t>0.10</m:t>
         </m:r>
@@ -35776,6 +37749,14 @@
         <w:t xml:space="preserve"> </w:t>
       </w:r>
       <m:oMath>
+        <m:oMathPr>
+          <m:ctrlPr>
+            <w:rPr>
+              <w:sz w:val="28"/>
+              <w:szCs w:val="28"/>
+            </w:rPr>
+          </m:ctrlPr>
+        </m:oMathPr>
         <m:sSub>
           <m:e>
             <m:r>
@@ -36019,8 +38000,8 @@
         </w:pict>
       </w:r>
     </w:p>
-    <w:bookmarkEnd w:id="55"/>
-    <w:bookmarkStart w:id="56" w:name="十三延伸阅读"/>
+    <w:bookmarkEnd w:id="64"/>
+    <w:bookmarkStart w:id="65" w:name="十三延伸阅读"/>
     <w:p>
       <w:pPr>
         <w:pStyle w:val="Heading2"/>
@@ -36242,8 +38223,8 @@
         </w:pict>
       </w:r>
     </w:p>
-    <w:bookmarkEnd w:id="56"/>
-    <w:bookmarkEnd w:id="57"/>
+    <w:bookmarkEnd w:id="65"/>
+    <w:bookmarkEnd w:id="66"/>
     <w:sectPr>
       <w:footerReference w:type="default" r:id="rId9"/>
       <w:footnotePr>
